--- a/data/outputs/v2/Core_Mathematics/SS3.2_Probability_I/Core_Mathematics_Probability_I_FinalExplanation.docx
+++ b/data/outputs/v2/Core_Mathematics/SS3.2_Probability_I/Core_Mathematics_Probability_I_FinalExplanation.docx
@@ -38,6 +38,177 @@
           <w:szCs w:val="22"/>
         </w:rPr>
         <w:t xml:space="preserve">Student Assessment Document</w:t>
+      </w:r>
+    </w:p>
+    <w:p>
+      <w:pPr>
+        <w:spacing w:after="80" w:before="120"/>
+      </w:pPr>
+      <w:r>
+        <w:rPr>
+          <w:rFonts w:ascii="Arial" w:cs="Arial" w:eastAsia="Arial" w:hAnsi="Arial"/>
+          <w:b/>
+          <w:bCs/>
+          <w:color w:val="1F3864"/>
+          <w:sz w:val="20"/>
+          <w:szCs w:val="20"/>
+        </w:rPr>
+        <w:t xml:space="preserve">ATTRIBUTION AND LICENSING</w:t>
+      </w:r>
+    </w:p>
+    <w:p>
+      <w:pPr>
+        <w:spacing w:after="60" w:before="0"/>
+      </w:pPr>
+      <w:r>
+        <w:rPr>
+          <w:rFonts w:ascii="Arial" w:cs="Arial" w:eastAsia="Arial" w:hAnsi="Arial"/>
+          <w:b/>
+          <w:bCs/>
+          <w:sz w:val="17"/>
+          <w:szCs w:val="17"/>
+        </w:rPr>
+        <w:t xml:space="preserve">Curriculum Alignment: </w:t>
+      </w:r>
+      <w:r>
+        <w:rPr>
+          <w:rFonts w:ascii="Arial" w:cs="Arial" w:eastAsia="Arial" w:hAnsi="Arial"/>
+          <w:sz w:val="17"/>
+          <w:szCs w:val="17"/>
+        </w:rPr>
+        <w:t xml:space="preserve">Structured in pedagogical alignment with the competence-based curriculum format and learning outcomes established by the Kenya Institute of Curriculum Development (KICD). This material is independently developed and is not officially endorsed or published by KICD.</w:t>
+      </w:r>
+    </w:p>
+    <w:p>
+      <w:pPr>
+        <w:spacing w:after="60" w:before="0"/>
+      </w:pPr>
+      <w:r>
+        <w:rPr>
+          <w:rFonts w:ascii="Arial" w:cs="Arial" w:eastAsia="Arial" w:hAnsi="Arial"/>
+          <w:b/>
+          <w:bCs/>
+          <w:sz w:val="17"/>
+          <w:szCs w:val="17"/>
+        </w:rPr>
+        <w:t xml:space="preserve">Content &amp; Pedagogy: </w:t>
+      </w:r>
+      <w:r>
+        <w:rPr>
+          <w:rFonts w:ascii="Arial" w:cs="Arial" w:eastAsia="Arial" w:hAnsi="Arial"/>
+          <w:sz w:val="17"/>
+          <w:szCs w:val="17"/>
+        </w:rPr>
+        <w:t xml:space="preserve">Developed and adapted by the educator team at SeaVuria (registered 501(c)(3) in the United States and registered NGO in Kenya, No. 872-850A-BF11), who designed the pedagogical framework, lesson templates and exemplar lessons on which this material is based.</w:t>
+      </w:r>
+    </w:p>
+    <w:p>
+      <w:pPr>
+        <w:spacing w:after="60" w:before="0"/>
+      </w:pPr>
+      <w:r>
+        <w:rPr>
+          <w:rFonts w:ascii="Arial" w:cs="Arial" w:eastAsia="Arial" w:hAnsi="Arial"/>
+          <w:b/>
+          <w:bCs/>
+          <w:sz w:val="17"/>
+          <w:szCs w:val="17"/>
+        </w:rPr>
+        <w:t xml:space="preserve">Production &amp; Layout: </w:t>
+      </w:r>
+      <w:r>
+        <w:rPr>
+          <w:rFonts w:ascii="Arial" w:cs="Arial" w:eastAsia="Arial" w:hAnsi="Arial"/>
+          <w:sz w:val="17"/>
+          <w:szCs w:val="17"/>
+        </w:rPr>
+        <w:t xml:space="preserve">Educational design and curriculum sequencing by SeaVuria. Technical layout, structural formatting, and digital optimization/implementation executed in partnership with ARES Education (registered 501(c)(3) in the United States and Canada (as Afretech Aid) and registered NGO in Kenya), with lesson drafting and compilation assisted by AI (Claude, Anthropic).</w:t>
+      </w:r>
+    </w:p>
+    <w:p>
+      <w:pPr>
+        <w:pBdr>
+          <w:bottom w:val="single" w:color="1F3864" w:sz="6" w:space="6"/>
+        </w:pBdr>
+        <w:spacing w:after="60" w:before="0"/>
+      </w:pPr>
+      <w:r>
+        <w:rPr>
+          <w:rFonts w:ascii="Arial" w:cs="Arial" w:eastAsia="Arial" w:hAnsi="Arial"/>
+          <w:b/>
+          <w:bCs/>
+          <w:sz w:val="17"/>
+          <w:szCs w:val="17"/>
+        </w:rPr>
+        <w:t xml:space="preserve">Licensing &amp; Copyright: </w:t>
+      </w:r>
+      <w:r>
+        <w:rPr>
+          <w:rFonts w:ascii="Arial" w:cs="Arial" w:eastAsia="Arial" w:hAnsi="Arial"/>
+          <w:sz w:val="17"/>
+          <w:szCs w:val="17"/>
+        </w:rPr>
+        <w:t xml:space="preserve">© 2026 SeaVuria and ARES. This work is licensed under a </w:t>
+      </w:r>
+      <w:hyperlink w:history="1" r:id="rIdra9ugn6aposhfbgacqyyj">
+        <w:r>
+          <w:rPr>
+            <w:rFonts w:ascii="Arial" w:cs="Arial" w:eastAsia="Arial" w:hAnsi="Arial"/>
+            <w:color w:val="1F6B75"/>
+            <w:sz w:val="17"/>
+            <w:szCs w:val="17"/>
+            <w:u w:val="single" w:color="1F6B75"/>
+          </w:rPr>
+          <w:t xml:space="preserve">Creative Commons Attribution-NonCommercial 4.0 International License</w:t>
+        </w:r>
+      </w:hyperlink>
+      <w:r>
+        <w:rPr>
+          <w:rFonts w:ascii="Arial" w:cs="Arial" w:eastAsia="Arial" w:hAnsi="Arial"/>
+          <w:sz w:val="17"/>
+          <w:szCs w:val="17"/>
+        </w:rPr>
+        <w:t xml:space="preserve"> (</w:t>
+      </w:r>
+      <w:hyperlink w:history="1" r:id="rId63b2rysidou7o2bi7asqt">
+        <w:r>
+          <w:rPr>
+            <w:rFonts w:ascii="Arial" w:cs="Arial" w:eastAsia="Arial" w:hAnsi="Arial"/>
+            <w:color w:val="1F6B75"/>
+            <w:sz w:val="17"/>
+            <w:szCs w:val="17"/>
+            <w:u w:val="single" w:color="1F6B75"/>
+          </w:rPr>
+          <w:t xml:space="preserve">CC BY-NC 4.0</w:t>
+        </w:r>
+      </w:hyperlink>
+      <w:r>
+        <w:rPr>
+          <w:rFonts w:ascii="Arial" w:cs="Arial" w:eastAsia="Arial" w:hAnsi="Arial"/>
+          <w:sz w:val="17"/>
+          <w:szCs w:val="17"/>
+        </w:rPr>
+        <w:t xml:space="preserve">). To view a copy of this license, visit </w:t>
+      </w:r>
+      <w:hyperlink w:history="1" r:id="rIdfxjuyfqdfv3fnbfebtvj8">
+        <w:r>
+          <w:rPr>
+            <w:rFonts w:ascii="Arial" w:cs="Arial" w:eastAsia="Arial" w:hAnsi="Arial"/>
+            <w:color w:val="1F6B75"/>
+            <w:sz w:val="17"/>
+            <w:szCs w:val="17"/>
+            <w:u w:val="single" w:color="1F6B75"/>
+          </w:rPr>
+          <w:t xml:space="preserve">https://creativecommons.org/licenses/by-nc/4.0/</w:t>
+        </w:r>
+      </w:hyperlink>
+      <w:r>
+        <w:rPr>
+          <w:rFonts w:ascii="Arial" w:cs="Arial" w:eastAsia="Arial" w:hAnsi="Arial"/>
+          <w:sz w:val="17"/>
+          <w:szCs w:val="17"/>
+        </w:rPr>
+        <w:t xml:space="preserve">. You are free to copy, redistribute, and adapt this material in any medium or format, provided appropriate credit is given and the material is not used for commercial purposes. KICD learning outcomes and curriculum designations reproduced here for alignment purposes remain the property of KICD and are not covered by this license. Linked external resources (e.g. CK-12, Khan Academy, PhET) are subject to their own licenses.</w:t>
       </w:r>
     </w:p>
     <w:p>

--- a/data/outputs/v2/Core_Mathematics/SS3.2_Probability_I/Core_Mathematics_Probability_I_FinalExplanation.docx
+++ b/data/outputs/v2/Core_Mathematics/SS3.2_Probability_I/Core_Mathematics_Probability_I_FinalExplanation.docx
@@ -95,7 +95,7 @@
                 <w:sz w:val="22"/>
                 <w:szCs w:val="22"/>
               </w:rPr>
-              <w:t xml:space="preserve">FINAL EXPLANATION: CORE MATHEMATICS — GRADE 10 | SUB-STRAND 3.2: PROBABILITY I</w:t>
+              <w:t xml:space="preserve">FINAL EXPLANATION: CORE MATHEMATICS GRADE 10 – SUB-STRAND 3.2 PROBABILITY I – FINAL EXPLANATION</w:t>
             </w:r>
           </w:p>
         </w:tc>
@@ -422,159 +422,7 @@
                 <w:sz w:val="18"/>
                 <w:szCs w:val="18"/>
               </w:rPr>
-              <w:t xml:space="preserve">YOUR TASK — THE FINAL EXPLANATION CHALLENGE</w:t>
-            </w:r>
-          </w:p>
-          <w:p>
-            <w:pPr>
-              <w:spacing w:after="40" w:before="0"/>
-              <w:jc w:val="left"/>
-            </w:pPr>
-            <w:r>
-              <w:rPr>
-                <w:rFonts w:ascii="Arial" w:cs="Arial" w:eastAsia="Arial" w:hAnsi="Arial"/>
-                <w:b w:val="false"/>
-                <w:bCs w:val="false"/>
-                <w:i w:val="false"/>
-                <w:iCs w:val="false"/>
-                <w:color w:val="000000"/>
-                <w:sz w:val="18"/>
-                <w:szCs w:val="18"/>
-              </w:rPr>
-              <w:t xml:space="preserve"/>
-            </w:r>
-          </w:p>
-          <w:p>
-            <w:pPr>
-              <w:spacing w:after="40" w:before="0"/>
-              <w:jc w:val="left"/>
-            </w:pPr>
-            <w:r>
-              <w:rPr>
-                <w:rFonts w:ascii="Arial" w:cs="Arial" w:eastAsia="Arial" w:hAnsi="Arial"/>
-                <w:b w:val="false"/>
-                <w:bCs w:val="false"/>
-                <w:i w:val="false"/>
-                <w:iCs w:val="false"/>
-                <w:color w:val="000000"/>
-                <w:sz w:val="18"/>
-                <w:szCs w:val="18"/>
-              </w:rPr>
-              <w:t xml:space="preserve">You have spent 8 lessons investigating one big question: "How can Kamau — and other Kenyans facing uncertain everyday outcomes — use the mathematics of probability to make smarter, fairer, and safer decisions?"</w:t>
-            </w:r>
-          </w:p>
-          <w:p>
-            <w:pPr>
-              <w:spacing w:after="40" w:before="0"/>
-              <w:jc w:val="left"/>
-            </w:pPr>
-            <w:r>
-              <w:rPr>
-                <w:rFonts w:ascii="Arial" w:cs="Arial" w:eastAsia="Arial" w:hAnsi="Arial"/>
-                <w:b w:val="false"/>
-                <w:bCs w:val="false"/>
-                <w:i w:val="false"/>
-                <w:iCs w:val="false"/>
-                <w:color w:val="000000"/>
-                <w:sz w:val="18"/>
-                <w:szCs w:val="18"/>
-              </w:rPr>
-              <w:t xml:space="preserve"/>
-            </w:r>
-          </w:p>
-          <w:p>
-            <w:pPr>
-              <w:spacing w:after="40" w:before="0"/>
-              <w:jc w:val="left"/>
-            </w:pPr>
-            <w:r>
-              <w:rPr>
-                <w:rFonts w:ascii="Arial" w:cs="Arial" w:eastAsia="Arial" w:hAnsi="Arial"/>
-                <w:b w:val="false"/>
-                <w:bCs w:val="false"/>
-                <w:i w:val="false"/>
-                <w:iCs w:val="false"/>
-                <w:color w:val="000000"/>
-                <w:sz w:val="18"/>
-                <w:szCs w:val="18"/>
-              </w:rPr>
-              <w:t xml:space="preserve">You started at Machakos Country Bus Station, watching Kamau puzzle over his tally notebook. You now have the mathematical tools to answer what confused him. This is your moment to bring everything together.</w:t>
-            </w:r>
-          </w:p>
-          <w:p>
-            <w:pPr>
-              <w:spacing w:after="40" w:before="0"/>
-              <w:jc w:val="left"/>
-            </w:pPr>
-            <w:r>
-              <w:rPr>
-                <w:rFonts w:ascii="Arial" w:cs="Arial" w:eastAsia="Arial" w:hAnsi="Arial"/>
-                <w:b w:val="false"/>
-                <w:bCs w:val="false"/>
-                <w:i w:val="false"/>
-                <w:iCs w:val="false"/>
-                <w:color w:val="000000"/>
-                <w:sz w:val="18"/>
-                <w:szCs w:val="18"/>
-              </w:rPr>
-              <w:t xml:space="preserve"/>
-            </w:r>
-          </w:p>
-          <w:p>
-            <w:pPr>
-              <w:spacing w:after="40" w:before="0"/>
-              <w:jc w:val="left"/>
-            </w:pPr>
-            <w:r>
-              <w:rPr>
-                <w:rFonts w:ascii="Arial" w:cs="Arial" w:eastAsia="Arial" w:hAnsi="Arial"/>
-                <w:b w:val="false"/>
-                <w:bCs w:val="false"/>
-                <w:i w:val="false"/>
-                <w:iCs w:val="false"/>
-                <w:color w:val="000000"/>
-                <w:sz w:val="18"/>
-                <w:szCs w:val="18"/>
-              </w:rPr>
-              <w:t xml:space="preserve">Write a complete, well-organised Final Explanation that directly answers the driving question. Use Kamau's matatu data AND at least one other Kenyan everyday context you have studied or can think of. Your explanation must show — not just mention — the mathematics. Show your working, use correct vocabulary, and explain what your numbers actually mean for real decision-making.</w:t>
-            </w:r>
-          </w:p>
-          <w:p>
-            <w:pPr>
-              <w:spacing w:after="40" w:before="0"/>
-              <w:jc w:val="left"/>
-            </w:pPr>
-            <w:r>
-              <w:rPr>
-                <w:rFonts w:ascii="Arial" w:cs="Arial" w:eastAsia="Arial" w:hAnsi="Arial"/>
-                <w:b w:val="false"/>
-                <w:bCs w:val="false"/>
-                <w:i w:val="false"/>
-                <w:iCs w:val="false"/>
-                <w:color w:val="000000"/>
-                <w:sz w:val="18"/>
-                <w:szCs w:val="18"/>
-              </w:rPr>
-              <w:t xml:space="preserve"/>
-            </w:r>
-          </w:p>
-          <w:p>
-            <w:pPr>
-              <w:spacing w:after="40" w:before="0"/>
-              <w:jc w:val="left"/>
-            </w:pPr>
-            <w:r>
-              <w:rPr>
-                <w:rFonts w:ascii="Arial" w:cs="Arial" w:eastAsia="Arial" w:hAnsi="Arial"/>
-                <w:b w:val="false"/>
-                <w:bCs w:val="false"/>
-                <w:i w:val="false"/>
-                <w:iCs w:val="false"/>
-                <w:color w:val="000000"/>
-                <w:sz w:val="18"/>
-                <w:szCs w:val="18"/>
-              </w:rPr>
-              <w:t xml:space="preserve">READ ALL FOUR SECTIONS AND THE RUBRIC BEFORE YOU START WRITING. Each section builds on the one before it, just like the unit did.</w:t>
+              <w:t xml:space="preserve">Driving question: How can Kamau, and other Kenyans facing uncertain everyday outcomes, use the mathematics of probability to make smarter, fairer, and safer decisions? Kamau is a matatu conductor at Machakos Country Bus Station. His 14-seater matatu runs the Nairobi–Kitengela route. His 20-trip tally notebook records these passenger counts: 6, 9, 14, 11, 14, 8, 14, 12, 7, 14, 10, 14, 13, 6, 14, 9, 14, 11, 8, 14. A trip with 14 passengers is a fully booked (full) trip. Answer every section in the space under each prompt. Show your working, write fractions as well as decimals where asked, and use full sentences when you are asked to explain. Refer to Kamau's data and to what you learned in Lessons 1 to 8.</w:t>
             </w:r>
           </w:p>
         </w:tc>
@@ -602,14 +450,12 @@
         <w:tblLayout w:type="fixed"/>
       </w:tblPr>
       <w:tblGrid>
-        <w:gridCol w:w="3000"/>
-        <w:gridCol w:w="10680"/>
+        <w:gridCol w:w="13680"/>
       </w:tblGrid>
       <w:tr>
         <w:tc>
           <w:tcPr>
             <w:tcW w:type="dxa" w:w="13680"/>
-            <w:gridSpan w:val="2"/>
             <w:shd w:fill="1F3864" w:color="auto" w:val="clear"/>
             <w:tcMar>
               <w:top w:type="dxa" w:w="60"/>
@@ -635,15 +481,15 @@
                 <w:sz w:val="22"/>
                 <w:szCs w:val="22"/>
               </w:rPr>
-              <w:t xml:space="preserve">Section 1 — Why Uncertainty Exists (and Why That Is Not a Problem)</w:t>
-            </w:r>
-          </w:p>
-        </w:tc>
-      </w:tr>
-      <w:tr>
-        <w:tc>
-          <w:tcPr>
-            <w:tcW w:type="dxa" w:w="3000"/>
+              <w:t xml:space="preserve">Section 1: Why can't Kamau predict one trip, yet still say something useful?</w:t>
+            </w:r>
+          </w:p>
+        </w:tc>
+      </w:tr>
+      <w:tr>
+        <w:tc>
+          <w:tcPr>
+            <w:tcW w:type="dxa" w:w="13680"/>
             <w:shd w:fill="D9EEF1" w:color="auto" w:val="clear"/>
             <w:tcMar>
               <w:top w:type="dxa" w:w="60"/>
@@ -669,13 +515,18 @@
                 <w:sz w:val="18"/>
                 <w:szCs w:val="18"/>
               </w:rPr>
-              <w:t xml:space="preserve">Explain why Kamau cannot predict with certainty whether the next seat on his matatu will be filled, even after recording 20 trips. Use the words OUTCOME, SAMPLE SPACE, and EXPERIMENTAL PROBABILITY in your explanation. Then calculate the experimental probability that a trip is fully booked (all 14 seats filled) using Kamau's tally notebook data: trips recorded were 6, 9, 14, 11, 14, 8, 14, 12, 7, 14, 10, 14, 13, 6, 14, 9, 14, 11, 8, 14. Finally, explain what this probability tells Kamau — and what it does NOT tell him about tomorrow's trip.</w:t>
-            </w:r>
-          </w:p>
-        </w:tc>
-        <w:tc>
-          <w:tcPr>
-            <w:tcW w:type="dxa" w:w="10680"/>
+              <w:t xml:space="preserve">(a) Use Kamau's 20 trip counts to find the experimental probability that a trip is fully booked. Show how you counted. (b) In Lesson 1 you tossed a 10-shilling coin 30 times in pairs. No pair got exactly 15 heads, but the pooled class total was close to 0.5. Explain what this tells you about experimental probability and the number of trials. (c) In your own words, explain why Kamau cannot know for certain whether his next trip will be full, yet can still make a useful mathematical statement about his chances.</w:t>
+            </w:r>
+          </w:p>
+        </w:tc>
+      </w:tr>
+      <w:tr>
+        <w:trPr>
+          <w:trHeight w:val="4200" w:hRule="atLeast"/>
+        </w:trPr>
+        <w:tc>
+          <w:tcPr>
+            <w:tcW w:type="dxa" w:w="13680"/>
             <w:shd w:fill="FFFFFF" w:color="auto" w:val="clear"/>
             <w:tcMar>
               <w:top w:type="dxa" w:w="60"/>
@@ -695,127 +546,13 @@
                 <w:rFonts w:ascii="Arial" w:cs="Arial" w:eastAsia="Arial" w:hAnsi="Arial"/>
                 <w:b w:val="false"/>
                 <w:bCs w:val="false"/>
-                <w:i w:val="false"/>
-                <w:iCs w:val="false"/>
-                <w:color w:val="000000"/>
-                <w:sz w:val="18"/>
-                <w:szCs w:val="18"/>
-              </w:rPr>
-              <w:t xml:space="preserve">Even though Kamau records every trip carefully, he cannot be certain about the next trip because each passenger makes an independent decision about whether to board — no single passenger's choice forces another person to travel. This means the outcome of each trip is uncertain. The sample space for a single seat is simple — it is either filled (F) or empty (E) — but across all 14 seats and many trips, the combinations are enormous, making a perfect prediction impossible.</w:t>
-            </w:r>
-          </w:p>
-          <w:p>
-            <w:pPr>
-              <w:spacing w:after="40" w:before="0"/>
-              <w:jc w:val="left"/>
-            </w:pPr>
-            <w:r>
-              <w:rPr>
-                <w:rFonts w:ascii="Arial" w:cs="Arial" w:eastAsia="Arial" w:hAnsi="Arial"/>
-                <w:b w:val="false"/>
-                <w:bCs w:val="false"/>
-                <w:i w:val="false"/>
-                <w:iCs w:val="false"/>
-                <w:color w:val="000000"/>
-                <w:sz w:val="18"/>
-                <w:szCs w:val="18"/>
-              </w:rPr>
-              <w:t xml:space="preserve"/>
-            </w:r>
-          </w:p>
-          <w:p>
-            <w:pPr>
-              <w:spacing w:after="40" w:before="0"/>
-              <w:jc w:val="left"/>
-            </w:pPr>
-            <w:r>
-              <w:rPr>
-                <w:rFonts w:ascii="Arial" w:cs="Arial" w:eastAsia="Arial" w:hAnsi="Arial"/>
-                <w:b w:val="false"/>
-                <w:bCs w:val="false"/>
-                <w:i w:val="false"/>
-                <w:iCs w:val="false"/>
-                <w:color w:val="000000"/>
-                <w:sz w:val="18"/>
-                <w:szCs w:val="18"/>
-              </w:rPr>
-              <w:t xml:space="preserve">Using Kamau's 20 recorded trips, I can count the fully-booked trips (passenger count = 14): trips 3, 5, 7, 10, 12, 15, 17, 19 ... let me list them carefully from the data: 6, 9, 14✓, 11, 14✓, 8, 14✓, 12, 7, 14✓, 10, 14✓, 13, 6, 14✓, 9, 14✓, 11, 8, 14✓. That gives 8 fully-booked trips out of 20.</w:t>
-            </w:r>
-          </w:p>
-          <w:p>
-            <w:pPr>
-              <w:spacing w:after="40" w:before="0"/>
-              <w:jc w:val="left"/>
-            </w:pPr>
-            <w:r>
-              <w:rPr>
-                <w:rFonts w:ascii="Arial" w:cs="Arial" w:eastAsia="Arial" w:hAnsi="Arial"/>
-                <w:b w:val="false"/>
-                <w:bCs w:val="false"/>
-                <w:i w:val="false"/>
-                <w:iCs w:val="false"/>
-                <w:color w:val="000000"/>
-                <w:sz w:val="18"/>
-                <w:szCs w:val="18"/>
-              </w:rPr>
-              <w:t xml:space="preserve"/>
-            </w:r>
-          </w:p>
-          <w:p>
-            <w:pPr>
-              <w:spacing w:after="40" w:before="0"/>
-              <w:jc w:val="left"/>
-            </w:pPr>
-            <w:r>
-              <w:rPr>
-                <w:rFonts w:ascii="Arial" w:cs="Arial" w:eastAsia="Arial" w:hAnsi="Arial"/>
-                <w:b w:val="false"/>
-                <w:bCs w:val="false"/>
-                <w:i w:val="false"/>
-                <w:iCs w:val="false"/>
-                <w:color w:val="000000"/>
-                <w:sz w:val="18"/>
-                <w:szCs w:val="18"/>
-              </w:rPr>
-              <w:t xml:space="preserve">Experimental probability of a full matatu = Number of fully-booked trips ÷ Total trips recorded = 8/20 = 2/5 = 0.4 = 40%.</w:t>
-            </w:r>
-          </w:p>
-          <w:p>
-            <w:pPr>
-              <w:spacing w:after="40" w:before="0"/>
-              <w:jc w:val="left"/>
-            </w:pPr>
-            <w:r>
-              <w:rPr>
-                <w:rFonts w:ascii="Arial" w:cs="Arial" w:eastAsia="Arial" w:hAnsi="Arial"/>
-                <w:b w:val="false"/>
-                <w:bCs w:val="false"/>
-                <w:i w:val="false"/>
-                <w:iCs w:val="false"/>
-                <w:color w:val="000000"/>
-                <w:sz w:val="18"/>
-                <w:szCs w:val="18"/>
-              </w:rPr>
-              <w:t xml:space="preserve"/>
-            </w:r>
-          </w:p>
-          <w:p>
-            <w:pPr>
-              <w:spacing w:after="40" w:before="0"/>
-              <w:jc w:val="left"/>
-            </w:pPr>
-            <w:r>
-              <w:rPr>
-                <w:rFonts w:ascii="Arial" w:cs="Arial" w:eastAsia="Arial" w:hAnsi="Arial"/>
-                <w:b w:val="false"/>
-                <w:bCs w:val="false"/>
-                <w:i w:val="false"/>
-                <w:iCs w:val="false"/>
-                <w:color w:val="000000"/>
-                <w:sz w:val="18"/>
-                <w:szCs w:val="18"/>
-              </w:rPr>
-              <w:t xml:space="preserve">This tells Kamau that, based on past experience, roughly 4 in every 10 trips have been fully booked. It is a useful estimate for planning — for example, he can expect about 40% of his weekly trips to earn maximum revenue. However, it does NOT tell him that tomorrow's specific trip will be full. Experimental probability describes a long-run pattern, not a guarantee for one event. The more trips Kamau records, the more reliable his estimate becomes — this is the Law of Large Numbers at work.</w:t>
+                <w:i/>
+                <w:iCs/>
+                <w:color w:val="808080"/>
+                <w:sz w:val="18"/>
+                <w:szCs w:val="18"/>
+              </w:rPr>
+              <w:t xml:space="preserve">Write your answer here:</w:t>
             </w:r>
           </w:p>
         </w:tc>
@@ -843,14 +580,12 @@
         <w:tblLayout w:type="fixed"/>
       </w:tblPr>
       <w:tblGrid>
-        <w:gridCol w:w="3000"/>
-        <w:gridCol w:w="10680"/>
+        <w:gridCol w:w="13680"/>
       </w:tblGrid>
       <w:tr>
         <w:tc>
           <w:tcPr>
             <w:tcW w:type="dxa" w:w="13680"/>
-            <w:gridSpan w:val="2"/>
             <w:shd w:fill="1F3864" w:color="auto" w:val="clear"/>
             <w:tcMar>
               <w:top w:type="dxa" w:w="60"/>
@@ -876,15 +611,15 @@
                 <w:sz w:val="22"/>
                 <w:szCs w:val="22"/>
               </w:rPr>
-              <w:t xml:space="preserve">Section 2 — Mutually Exclusive and Independent Events in Kamau's World</w:t>
-            </w:r>
-          </w:p>
-        </w:tc>
-      </w:tr>
-      <w:tr>
-        <w:tc>
-          <w:tcPr>
-            <w:tcW w:type="dxa" w:w="3000"/>
+              <w:t xml:space="preserve">Section 2: The probability scale and the sample space</w:t>
+            </w:r>
+          </w:p>
+        </w:tc>
+      </w:tr>
+      <w:tr>
+        <w:tc>
+          <w:tcPr>
+            <w:tcW w:type="dxa" w:w="13680"/>
             <w:shd w:fill="D9EEF1" w:color="auto" w:val="clear"/>
             <w:tcMar>
               <w:top w:type="dxa" w:w="60"/>
@@ -910,13 +645,18 @@
                 <w:sz w:val="18"/>
                 <w:szCs w:val="18"/>
               </w:rPr>
-              <w:t xml:space="preserve">Kamau notices two things about his passengers: (a) on any single trip, the matatu cannot be both fully booked AND have empty seats at the same time; and (b) whether Passenger A boards at Machakos Bus Station does not change the probability that Passenger B — a stranger — will board at the next stop in Mlolongo. Using these observations, define MUTUALLY EXCLUSIVE EVENTS and INDEPENDENT EVENTS with correct mathematical notation. Then apply the Addition Law for mutually exclusive events AND the Multiplication Law for independent events using numbers from Kamau's data or a realistic Kenyan context you choose. Show all working and explain what the results mean.</w:t>
-            </w:r>
-          </w:p>
-        </w:tc>
-        <w:tc>
-          <w:tcPr>
-            <w:tcW w:type="dxa" w:w="10680"/>
+              <w:t xml:space="preserve">(a) Kamau's matatu stops at Mlolongo and then Athi River. At each stop a particular seat is either Taken (T) or Empty (E). List the complete sample space for the two stops, writing the outcomes as ordered pairs. How do you know your list is complete and has no repeats? (b) Kamau's P(Full) = 0.4 and P(Not Full) = 0.6. Place these on a 0 to 1 probability scale in words, and explain why no probability from his notebook could ever be −0.3 or 1.4. (c) Give one example of an impossible event and one certain event from Kamau's matatu world, with their probabilities.</w:t>
+            </w:r>
+          </w:p>
+        </w:tc>
+      </w:tr>
+      <w:tr>
+        <w:trPr>
+          <w:trHeight w:val="4200" w:hRule="atLeast"/>
+        </w:trPr>
+        <w:tc>
+          <w:tcPr>
+            <w:tcW w:type="dxa" w:w="13680"/>
             <w:shd w:fill="FFFFFF" w:color="auto" w:val="clear"/>
             <w:tcMar>
               <w:top w:type="dxa" w:w="60"/>
@@ -936,260 +676,13 @@
                 <w:rFonts w:ascii="Arial" w:cs="Arial" w:eastAsia="Arial" w:hAnsi="Arial"/>
                 <w:b w:val="false"/>
                 <w:bCs w:val="false"/>
-                <w:i w:val="false"/>
-                <w:iCs w:val="false"/>
-                <w:color w:val="000000"/>
-                <w:sz w:val="18"/>
-                <w:szCs w:val="18"/>
-              </w:rPr>
-              <w:t xml:space="preserve">MUTUALLY EXCLUSIVE EVENTS — Two events are mutually exclusive if they cannot both happen at the same time; P(A and B) = 0, and therefore P(A or B) = P(A) + P(B).</w:t>
-            </w:r>
-          </w:p>
-          <w:p>
-            <w:pPr>
-              <w:spacing w:after="40" w:before="0"/>
-              <w:jc w:val="left"/>
-            </w:pPr>
-            <w:r>
-              <w:rPr>
-                <w:rFonts w:ascii="Arial" w:cs="Arial" w:eastAsia="Arial" w:hAnsi="Arial"/>
-                <w:b w:val="false"/>
-                <w:bCs w:val="false"/>
-                <w:i w:val="false"/>
-                <w:iCs w:val="false"/>
-                <w:color w:val="000000"/>
-                <w:sz w:val="18"/>
-                <w:szCs w:val="18"/>
-              </w:rPr>
-              <w:t xml:space="preserve"/>
-            </w:r>
-          </w:p>
-          <w:p>
-            <w:pPr>
-              <w:spacing w:after="40" w:before="0"/>
-              <w:jc w:val="left"/>
-            </w:pPr>
-            <w:r>
-              <w:rPr>
-                <w:rFonts w:ascii="Arial" w:cs="Arial" w:eastAsia="Arial" w:hAnsi="Arial"/>
-                <w:b w:val="false"/>
-                <w:bCs w:val="false"/>
-                <w:i w:val="false"/>
-                <w:iCs w:val="false"/>
-                <w:color w:val="000000"/>
-                <w:sz w:val="18"/>
-                <w:szCs w:val="18"/>
-              </w:rPr>
-              <w:t xml:space="preserve">For Kamau: Let F = 'the matatu is fully booked' and E = 'the matatu has at least one empty seat'. These are mutually exclusive because a matatu with 14 seats cannot be simultaneously full and have an empty seat.</w:t>
-            </w:r>
-          </w:p>
-          <w:p>
-            <w:pPr>
-              <w:spacing w:after="40" w:before="0"/>
-              <w:jc w:val="left"/>
-            </w:pPr>
-            <w:r>
-              <w:rPr>
-                <w:rFonts w:ascii="Arial" w:cs="Arial" w:eastAsia="Arial" w:hAnsi="Arial"/>
-                <w:b w:val="false"/>
-                <w:bCs w:val="false"/>
-                <w:i w:val="false"/>
-                <w:iCs w:val="false"/>
-                <w:color w:val="000000"/>
-                <w:sz w:val="18"/>
-                <w:szCs w:val="18"/>
-              </w:rPr>
-              <w:t xml:space="preserve"/>
-            </w:r>
-          </w:p>
-          <w:p>
-            <w:pPr>
-              <w:spacing w:after="40" w:before="0"/>
-              <w:jc w:val="left"/>
-            </w:pPr>
-            <w:r>
-              <w:rPr>
-                <w:rFonts w:ascii="Arial" w:cs="Arial" w:eastAsia="Arial" w:hAnsi="Arial"/>
-                <w:b w:val="false"/>
-                <w:bCs w:val="false"/>
-                <w:i w:val="false"/>
-                <w:iCs w:val="false"/>
-                <w:color w:val="000000"/>
-                <w:sz w:val="18"/>
-                <w:szCs w:val="18"/>
-              </w:rPr>
-              <w:t xml:space="preserve">From the data: P(F) = 8/20 = 2/5. The remaining 12 trips had empty seats, so P(E) = 12/20 = 3/5.</w:t>
-            </w:r>
-          </w:p>
-          <w:p>
-            <w:pPr>
-              <w:spacing w:after="40" w:before="0"/>
-              <w:jc w:val="left"/>
-            </w:pPr>
-            <w:r>
-              <w:rPr>
-                <w:rFonts w:ascii="Arial" w:cs="Arial" w:eastAsia="Arial" w:hAnsi="Arial"/>
-                <w:b w:val="false"/>
-                <w:bCs w:val="false"/>
-                <w:i w:val="false"/>
-                <w:iCs w:val="false"/>
-                <w:color w:val="000000"/>
-                <w:sz w:val="18"/>
-                <w:szCs w:val="18"/>
-              </w:rPr>
-              <w:t xml:space="preserve">Check: P(F or E) = P(F) + P(E) = 2/5 + 3/5 = 5/5 = 1. ✓ This makes sense — every trip must be one or the other. The probability of 1 confirms these two events cover all possible outcomes (they are also exhaustive).</w:t>
-            </w:r>
-          </w:p>
-          <w:p>
-            <w:pPr>
-              <w:spacing w:after="40" w:before="0"/>
-              <w:jc w:val="left"/>
-            </w:pPr>
-            <w:r>
-              <w:rPr>
-                <w:rFonts w:ascii="Arial" w:cs="Arial" w:eastAsia="Arial" w:hAnsi="Arial"/>
-                <w:b w:val="false"/>
-                <w:bCs w:val="false"/>
-                <w:i w:val="false"/>
-                <w:iCs w:val="false"/>
-                <w:color w:val="000000"/>
-                <w:sz w:val="18"/>
-                <w:szCs w:val="18"/>
-              </w:rPr>
-              <w:t xml:space="preserve"/>
-            </w:r>
-          </w:p>
-          <w:p>
-            <w:pPr>
-              <w:spacing w:after="40" w:before="0"/>
-              <w:jc w:val="left"/>
-            </w:pPr>
-            <w:r>
-              <w:rPr>
-                <w:rFonts w:ascii="Arial" w:cs="Arial" w:eastAsia="Arial" w:hAnsi="Arial"/>
-                <w:b w:val="false"/>
-                <w:bCs w:val="false"/>
-                <w:i w:val="false"/>
-                <w:iCs w:val="false"/>
-                <w:color w:val="000000"/>
-                <w:sz w:val="18"/>
-                <w:szCs w:val="18"/>
-              </w:rPr>
-              <w:t xml:space="preserve">INDEPENDENT EVENTS — Two events are independent if the occurrence of one does not affect the probability of the other; P(A and B) = P(A) × P(B).</w:t>
-            </w:r>
-          </w:p>
-          <w:p>
-            <w:pPr>
-              <w:spacing w:after="40" w:before="0"/>
-              <w:jc w:val="left"/>
-            </w:pPr>
-            <w:r>
-              <w:rPr>
-                <w:rFonts w:ascii="Arial" w:cs="Arial" w:eastAsia="Arial" w:hAnsi="Arial"/>
-                <w:b w:val="false"/>
-                <w:bCs w:val="false"/>
-                <w:i w:val="false"/>
-                <w:iCs w:val="false"/>
-                <w:color w:val="000000"/>
-                <w:sz w:val="18"/>
-                <w:szCs w:val="18"/>
-              </w:rPr>
-              <w:t xml:space="preserve"/>
-            </w:r>
-          </w:p>
-          <w:p>
-            <w:pPr>
-              <w:spacing w:after="40" w:before="0"/>
-              <w:jc w:val="left"/>
-            </w:pPr>
-            <w:r>
-              <w:rPr>
-                <w:rFonts w:ascii="Arial" w:cs="Arial" w:eastAsia="Arial" w:hAnsi="Arial"/>
-                <w:b w:val="false"/>
-                <w:bCs w:val="false"/>
-                <w:i w:val="false"/>
-                <w:iCs w:val="false"/>
-                <w:color w:val="000000"/>
-                <w:sz w:val="18"/>
-                <w:szCs w:val="18"/>
-              </w:rPr>
-              <w:t xml:space="preserve">For Kamau: A market trader from Kitengela deciding to board at Machakos Bus Station and a student from Athi River deciding to board at Mlolongo are strangers making separate decisions. Suppose P(trader boards) = 0.4 and P(student boards) = 0.6.</w:t>
-            </w:r>
-          </w:p>
-          <w:p>
-            <w:pPr>
-              <w:spacing w:after="40" w:before="0"/>
-              <w:jc w:val="left"/>
-            </w:pPr>
-            <w:r>
-              <w:rPr>
-                <w:rFonts w:ascii="Arial" w:cs="Arial" w:eastAsia="Arial" w:hAnsi="Arial"/>
-                <w:b w:val="false"/>
-                <w:bCs w:val="false"/>
-                <w:i w:val="false"/>
-                <w:iCs w:val="false"/>
-                <w:color w:val="000000"/>
-                <w:sz w:val="18"/>
-                <w:szCs w:val="18"/>
-              </w:rPr>
-              <w:t xml:space="preserve"/>
-            </w:r>
-          </w:p>
-          <w:p>
-            <w:pPr>
-              <w:spacing w:after="40" w:before="0"/>
-              <w:jc w:val="left"/>
-            </w:pPr>
-            <w:r>
-              <w:rPr>
-                <w:rFonts w:ascii="Arial" w:cs="Arial" w:eastAsia="Arial" w:hAnsi="Arial"/>
-                <w:b w:val="false"/>
-                <w:bCs w:val="false"/>
-                <w:i w:val="false"/>
-                <w:iCs w:val="false"/>
-                <w:color w:val="000000"/>
-                <w:sz w:val="18"/>
-                <w:szCs w:val="18"/>
-              </w:rPr>
-              <w:t xml:space="preserve">P(both board on the same trip) = P(trader) × P(student) = 0.4 × 0.6 = 0.24 = 24%.</w:t>
-            </w:r>
-          </w:p>
-          <w:p>
-            <w:pPr>
-              <w:spacing w:after="40" w:before="0"/>
-              <w:jc w:val="left"/>
-            </w:pPr>
-            <w:r>
-              <w:rPr>
-                <w:rFonts w:ascii="Arial" w:cs="Arial" w:eastAsia="Arial" w:hAnsi="Arial"/>
-                <w:b w:val="false"/>
-                <w:bCs w:val="false"/>
-                <w:i w:val="false"/>
-                <w:iCs w:val="false"/>
-                <w:color w:val="000000"/>
-                <w:sz w:val="18"/>
-                <w:szCs w:val="18"/>
-              </w:rPr>
-              <w:t xml:space="preserve"/>
-            </w:r>
-          </w:p>
-          <w:p>
-            <w:pPr>
-              <w:spacing w:after="40" w:before="0"/>
-              <w:jc w:val="left"/>
-            </w:pPr>
-            <w:r>
-              <w:rPr>
-                <w:rFonts w:ascii="Arial" w:cs="Arial" w:eastAsia="Arial" w:hAnsi="Arial"/>
-                <w:b w:val="false"/>
-                <w:bCs w:val="false"/>
-                <w:i w:val="false"/>
-                <w:iCs w:val="false"/>
-                <w:color w:val="000000"/>
-                <w:sz w:val="18"/>
-                <w:szCs w:val="18"/>
-              </w:rPr>
-              <w:t xml:space="preserve">This means there is roughly a 1-in-4 chance that both specific passengers appear on the same trip — useful if Kamau is reserving two seats for regular customers. Because the events are independent, knowing the trader boarded gives Kamau no new information about whether the student will board.</w:t>
+                <w:i/>
+                <w:iCs/>
+                <w:color w:val="808080"/>
+                <w:sz w:val="18"/>
+                <w:szCs w:val="18"/>
+              </w:rPr>
+              <w:t xml:space="preserve">Write your answer here:</w:t>
             </w:r>
           </w:p>
         </w:tc>
@@ -1217,14 +710,12 @@
         <w:tblLayout w:type="fixed"/>
       </w:tblPr>
       <w:tblGrid>
-        <w:gridCol w:w="3000"/>
-        <w:gridCol w:w="10680"/>
+        <w:gridCol w:w="13680"/>
       </w:tblGrid>
       <w:tr>
         <w:tc>
           <w:tcPr>
             <w:tcW w:type="dxa" w:w="13680"/>
-            <w:gridSpan w:val="2"/>
             <w:shd w:fill="1F3864" w:color="auto" w:val="clear"/>
             <w:tcMar>
               <w:top w:type="dxa" w:w="60"/>
@@ -1250,15 +741,15 @@
                 <w:sz w:val="22"/>
                 <w:szCs w:val="22"/>
               </w:rPr>
-              <w:t xml:space="preserve">Section 3 — Tree Diagrams: Modelling Two Consecutive Stops</w:t>
-            </w:r>
-          </w:p>
-        </w:tc>
-      </w:tr>
-      <w:tr>
-        <w:tc>
-          <w:tcPr>
-            <w:tcW w:type="dxa" w:w="3000"/>
+              <w:t xml:space="preserve">Section 3: Mutually exclusive events and the Addition Law</w:t>
+            </w:r>
+          </w:p>
+        </w:tc>
+      </w:tr>
+      <w:tr>
+        <w:tc>
+          <w:tcPr>
+            <w:tcW w:type="dxa" w:w="13680"/>
             <w:shd w:fill="D9EEF1" w:color="auto" w:val="clear"/>
             <w:tcMar>
               <w:top w:type="dxa" w:w="60"/>
@@ -1284,13 +775,18 @@
                 <w:sz w:val="18"/>
                 <w:szCs w:val="18"/>
               </w:rPr>
-              <w:t xml:space="preserve">Kamau's matatu stops at Machakos Bus Station first, then at Mlolongo. At each stop, a seat is either filled (F) or empty (E). Suppose the probability a seat is filled at Machakos Bus Station = 3/5, and the probability a seat is filled at Mlolongo = 1/2 (these are independent events). Draw a fully labelled tree diagram showing all possible outcomes across the two stops. List the complete sample space. Then calculate: (i) the probability the seat is filled at both stops; (ii) the probability the seat is filled at exactly one of the two stops; (iii) the probability the seat is empty at both stops. Show all working and explain what Kamau could do with this information.</w:t>
-            </w:r>
-          </w:p>
-        </w:tc>
-        <w:tc>
-          <w:tcPr>
-            <w:tcW w:type="dxa" w:w="10680"/>
+              <w:t xml:space="preserve">Let F be the event 'a trip is fully booked (14 passengers)' and L be the event 'a trip has fewer than 7 passengers'. (a) Use Kamau's 20 trip counts to find P(F) and P(L) as fractions. (b) Are F and L mutually exclusive? Explain. (c) Find P(F or L) using the Addition Law, and say what it means for Kamau in a sentence.</w:t>
+            </w:r>
+          </w:p>
+        </w:tc>
+      </w:tr>
+      <w:tr>
+        <w:trPr>
+          <w:trHeight w:val="4200" w:hRule="atLeast"/>
+        </w:trPr>
+        <w:tc>
+          <w:tcPr>
+            <w:tcW w:type="dxa" w:w="13680"/>
             <w:shd w:fill="FFFFFF" w:color="auto" w:val="clear"/>
             <w:tcMar>
               <w:top w:type="dxa" w:w="60"/>
@@ -1310,393 +806,13 @@
                 <w:rFonts w:ascii="Arial" w:cs="Arial" w:eastAsia="Arial" w:hAnsi="Arial"/>
                 <w:b w:val="false"/>
                 <w:bCs w:val="false"/>
-                <w:i w:val="false"/>
-                <w:iCs w:val="false"/>
-                <w:color w:val="000000"/>
-                <w:sz w:val="18"/>
-                <w:szCs w:val="18"/>
-              </w:rPr>
-              <w:t xml:space="preserve">TREE DIAGRAM (described in text since this is a written response):</w:t>
-            </w:r>
-          </w:p>
-          <w:p>
-            <w:pPr>
-              <w:spacing w:after="40" w:before="0"/>
-              <w:jc w:val="left"/>
-            </w:pPr>
-            <w:r>
-              <w:rPr>
-                <w:rFonts w:ascii="Arial" w:cs="Arial" w:eastAsia="Arial" w:hAnsi="Arial"/>
-                <w:b w:val="false"/>
-                <w:bCs w:val="false"/>
-                <w:i w:val="false"/>
-                <w:iCs w:val="false"/>
-                <w:color w:val="000000"/>
-                <w:sz w:val="18"/>
-                <w:szCs w:val="18"/>
-              </w:rPr>
-              <w:t xml:space="preserve"/>
-            </w:r>
-          </w:p>
-          <w:p>
-            <w:pPr>
-              <w:spacing w:after="40" w:before="0"/>
-              <w:jc w:val="left"/>
-            </w:pPr>
-            <w:r>
-              <w:rPr>
-                <w:rFonts w:ascii="Arial" w:cs="Arial" w:eastAsia="Arial" w:hAnsi="Arial"/>
-                <w:b w:val="false"/>
-                <w:bCs w:val="false"/>
-                <w:i w:val="false"/>
-                <w:iCs w:val="false"/>
-                <w:color w:val="000000"/>
-                <w:sz w:val="18"/>
-                <w:szCs w:val="18"/>
-              </w:rPr>
-              <w:t xml:space="preserve">First branch — Machakos Bus Station: P(F₁) = 3/5 and P(E₁) = 2/5.</w:t>
-            </w:r>
-          </w:p>
-          <w:p>
-            <w:pPr>
-              <w:spacing w:after="40" w:before="0"/>
-              <w:jc w:val="left"/>
-            </w:pPr>
-            <w:r>
-              <w:rPr>
-                <w:rFonts w:ascii="Arial" w:cs="Arial" w:eastAsia="Arial" w:hAnsi="Arial"/>
-                <w:b w:val="false"/>
-                <w:bCs w:val="false"/>
-                <w:i w:val="false"/>
-                <w:iCs w:val="false"/>
-                <w:color w:val="000000"/>
-                <w:sz w:val="18"/>
-                <w:szCs w:val="18"/>
-              </w:rPr>
-              <w:t xml:space="preserve">Second branch from F₁ — Mlolongo: P(F₂) = 1/2 and P(E₂) = 1/2.</w:t>
-            </w:r>
-          </w:p>
-          <w:p>
-            <w:pPr>
-              <w:spacing w:after="40" w:before="0"/>
-              <w:jc w:val="left"/>
-            </w:pPr>
-            <w:r>
-              <w:rPr>
-                <w:rFonts w:ascii="Arial" w:cs="Arial" w:eastAsia="Arial" w:hAnsi="Arial"/>
-                <w:b w:val="false"/>
-                <w:bCs w:val="false"/>
-                <w:i w:val="false"/>
-                <w:iCs w:val="false"/>
-                <w:color w:val="000000"/>
-                <w:sz w:val="18"/>
-                <w:szCs w:val="18"/>
-              </w:rPr>
-              <w:t xml:space="preserve">Second branch from E₁ — Mlolongo: P(F₂) = 1/2 and P(E₂) = 1/2.</w:t>
-            </w:r>
-          </w:p>
-          <w:p>
-            <w:pPr>
-              <w:spacing w:after="40" w:before="0"/>
-              <w:jc w:val="left"/>
-            </w:pPr>
-            <w:r>
-              <w:rPr>
-                <w:rFonts w:ascii="Arial" w:cs="Arial" w:eastAsia="Arial" w:hAnsi="Arial"/>
-                <w:b w:val="false"/>
-                <w:bCs w:val="false"/>
-                <w:i w:val="false"/>
-                <w:iCs w:val="false"/>
-                <w:color w:val="000000"/>
-                <w:sz w:val="18"/>
-                <w:szCs w:val="18"/>
-              </w:rPr>
-              <w:t xml:space="preserve"/>
-            </w:r>
-          </w:p>
-          <w:p>
-            <w:pPr>
-              <w:spacing w:after="40" w:before="0"/>
-              <w:jc w:val="left"/>
-            </w:pPr>
-            <w:r>
-              <w:rPr>
-                <w:rFonts w:ascii="Arial" w:cs="Arial" w:eastAsia="Arial" w:hAnsi="Arial"/>
-                <w:b w:val="false"/>
-                <w:bCs w:val="false"/>
-                <w:i w:val="false"/>
-                <w:iCs w:val="false"/>
-                <w:color w:val="000000"/>
-                <w:sz w:val="18"/>
-                <w:szCs w:val="18"/>
-              </w:rPr>
-              <w:t xml:space="preserve">COMPLETE SAMPLE SPACE = {F₁F₂, F₁E₂, E₁F₂, E₁E₂}</w:t>
-            </w:r>
-          </w:p>
-          <w:p>
-            <w:pPr>
-              <w:spacing w:after="40" w:before="0"/>
-              <w:jc w:val="left"/>
-            </w:pPr>
-            <w:r>
-              <w:rPr>
-                <w:rFonts w:ascii="Arial" w:cs="Arial" w:eastAsia="Arial" w:hAnsi="Arial"/>
-                <w:b w:val="false"/>
-                <w:bCs w:val="false"/>
-                <w:i w:val="false"/>
-                <w:iCs w:val="false"/>
-                <w:color w:val="000000"/>
-                <w:sz w:val="18"/>
-                <w:szCs w:val="18"/>
-              </w:rPr>
-              <w:t xml:space="preserve"/>
-            </w:r>
-          </w:p>
-          <w:p>
-            <w:pPr>
-              <w:spacing w:after="40" w:before="0"/>
-              <w:jc w:val="left"/>
-            </w:pPr>
-            <w:r>
-              <w:rPr>
-                <w:rFonts w:ascii="Arial" w:cs="Arial" w:eastAsia="Arial" w:hAnsi="Arial"/>
-                <w:b w:val="false"/>
-                <w:bCs w:val="false"/>
-                <w:i w:val="false"/>
-                <w:iCs w:val="false"/>
-                <w:color w:val="000000"/>
-                <w:sz w:val="18"/>
-                <w:szCs w:val="18"/>
-              </w:rPr>
-              <w:t xml:space="preserve">CALCULATIONS:</w:t>
-            </w:r>
-          </w:p>
-          <w:p>
-            <w:pPr>
-              <w:spacing w:after="40" w:before="0"/>
-              <w:jc w:val="left"/>
-            </w:pPr>
-            <w:r>
-              <w:rPr>
-                <w:rFonts w:ascii="Arial" w:cs="Arial" w:eastAsia="Arial" w:hAnsi="Arial"/>
-                <w:b w:val="false"/>
-                <w:bCs w:val="false"/>
-                <w:i w:val="false"/>
-                <w:iCs w:val="false"/>
-                <w:color w:val="000000"/>
-                <w:sz w:val="18"/>
-                <w:szCs w:val="18"/>
-              </w:rPr>
-              <w:t xml:space="preserve">(i) P(filled at both stops) = P(F₁F₂) = P(F₁) × P(F₂) = 3/5 × 1/2 = 3/10 = 0.3 = 30%.</w:t>
-            </w:r>
-          </w:p>
-          <w:p>
-            <w:pPr>
-              <w:spacing w:after="40" w:before="0"/>
-              <w:jc w:val="left"/>
-            </w:pPr>
-            <w:r>
-              <w:rPr>
-                <w:rFonts w:ascii="Arial" w:cs="Arial" w:eastAsia="Arial" w:hAnsi="Arial"/>
-                <w:b w:val="false"/>
-                <w:bCs w:val="false"/>
-                <w:i w:val="false"/>
-                <w:iCs w:val="false"/>
-                <w:color w:val="000000"/>
-                <w:sz w:val="18"/>
-                <w:szCs w:val="18"/>
-              </w:rPr>
-              <w:t xml:space="preserve"/>
-            </w:r>
-          </w:p>
-          <w:p>
-            <w:pPr>
-              <w:spacing w:after="40" w:before="0"/>
-              <w:jc w:val="left"/>
-            </w:pPr>
-            <w:r>
-              <w:rPr>
-                <w:rFonts w:ascii="Arial" w:cs="Arial" w:eastAsia="Arial" w:hAnsi="Arial"/>
-                <w:b w:val="false"/>
-                <w:bCs w:val="false"/>
-                <w:i w:val="false"/>
-                <w:iCs w:val="false"/>
-                <w:color w:val="000000"/>
-                <w:sz w:val="18"/>
-                <w:szCs w:val="18"/>
-              </w:rPr>
-              <w:t xml:space="preserve">(ii) P(filled at exactly one stop) = P(F₁E₂) + P(E₁F₂)</w:t>
-            </w:r>
-          </w:p>
-          <w:p>
-            <w:pPr>
-              <w:spacing w:after="40" w:before="0"/>
-              <w:jc w:val="left"/>
-            </w:pPr>
-            <w:r>
-              <w:rPr>
-                <w:rFonts w:ascii="Arial" w:cs="Arial" w:eastAsia="Arial" w:hAnsi="Arial"/>
-                <w:b w:val="false"/>
-                <w:bCs w:val="false"/>
-                <w:i w:val="false"/>
-                <w:iCs w:val="false"/>
-                <w:color w:val="000000"/>
-                <w:sz w:val="18"/>
-                <w:szCs w:val="18"/>
-              </w:rPr>
-              <w:t xml:space="preserve">    = [P(F₁) × P(E₂)] + [P(E₁) × P(F₂)]</w:t>
-            </w:r>
-          </w:p>
-          <w:p>
-            <w:pPr>
-              <w:spacing w:after="40" w:before="0"/>
-              <w:jc w:val="left"/>
-            </w:pPr>
-            <w:r>
-              <w:rPr>
-                <w:rFonts w:ascii="Arial" w:cs="Arial" w:eastAsia="Arial" w:hAnsi="Arial"/>
-                <w:b w:val="false"/>
-                <w:bCs w:val="false"/>
-                <w:i w:val="false"/>
-                <w:iCs w:val="false"/>
-                <w:color w:val="000000"/>
-                <w:sz w:val="18"/>
-                <w:szCs w:val="18"/>
-              </w:rPr>
-              <w:t xml:space="preserve">    = [3/5 × 1/2] + [2/5 × 1/2]</w:t>
-            </w:r>
-          </w:p>
-          <w:p>
-            <w:pPr>
-              <w:spacing w:after="40" w:before="0"/>
-              <w:jc w:val="left"/>
-            </w:pPr>
-            <w:r>
-              <w:rPr>
-                <w:rFonts w:ascii="Arial" w:cs="Arial" w:eastAsia="Arial" w:hAnsi="Arial"/>
-                <w:b w:val="false"/>
-                <w:bCs w:val="false"/>
-                <w:i w:val="false"/>
-                <w:iCs w:val="false"/>
-                <w:color w:val="000000"/>
-                <w:sz w:val="18"/>
-                <w:szCs w:val="18"/>
-              </w:rPr>
-              <w:t xml:space="preserve">    = 3/10 + 2/10 = 5/10 = 1/2 = 50%.</w:t>
-            </w:r>
-          </w:p>
-          <w:p>
-            <w:pPr>
-              <w:spacing w:after="40" w:before="0"/>
-              <w:jc w:val="left"/>
-            </w:pPr>
-            <w:r>
-              <w:rPr>
-                <w:rFonts w:ascii="Arial" w:cs="Arial" w:eastAsia="Arial" w:hAnsi="Arial"/>
-                <w:b w:val="false"/>
-                <w:bCs w:val="false"/>
-                <w:i w:val="false"/>
-                <w:iCs w:val="false"/>
-                <w:color w:val="000000"/>
-                <w:sz w:val="18"/>
-                <w:szCs w:val="18"/>
-              </w:rPr>
-              <w:t xml:space="preserve"/>
-            </w:r>
-          </w:p>
-          <w:p>
-            <w:pPr>
-              <w:spacing w:after="40" w:before="0"/>
-              <w:jc w:val="left"/>
-            </w:pPr>
-            <w:r>
-              <w:rPr>
-                <w:rFonts w:ascii="Arial" w:cs="Arial" w:eastAsia="Arial" w:hAnsi="Arial"/>
-                <w:b w:val="false"/>
-                <w:bCs w:val="false"/>
-                <w:i w:val="false"/>
-                <w:iCs w:val="false"/>
-                <w:color w:val="000000"/>
-                <w:sz w:val="18"/>
-                <w:szCs w:val="18"/>
-              </w:rPr>
-              <w:t xml:space="preserve">(iii) P(empty at both stops) = P(E₁E₂) = P(E₁) × P(E₂) = 2/5 × 1/2 = 2/10 = 1/5 = 20%.</w:t>
-            </w:r>
-          </w:p>
-          <w:p>
-            <w:pPr>
-              <w:spacing w:after="40" w:before="0"/>
-              <w:jc w:val="left"/>
-            </w:pPr>
-            <w:r>
-              <w:rPr>
-                <w:rFonts w:ascii="Arial" w:cs="Arial" w:eastAsia="Arial" w:hAnsi="Arial"/>
-                <w:b w:val="false"/>
-                <w:bCs w:val="false"/>
-                <w:i w:val="false"/>
-                <w:iCs w:val="false"/>
-                <w:color w:val="000000"/>
-                <w:sz w:val="18"/>
-                <w:szCs w:val="18"/>
-              </w:rPr>
-              <w:t xml:space="preserve"/>
-            </w:r>
-          </w:p>
-          <w:p>
-            <w:pPr>
-              <w:spacing w:after="40" w:before="0"/>
-              <w:jc w:val="left"/>
-            </w:pPr>
-            <w:r>
-              <w:rPr>
-                <w:rFonts w:ascii="Arial" w:cs="Arial" w:eastAsia="Arial" w:hAnsi="Arial"/>
-                <w:b w:val="false"/>
-                <w:bCs w:val="false"/>
-                <w:i w:val="false"/>
-                <w:iCs w:val="false"/>
-                <w:color w:val="000000"/>
-                <w:sz w:val="18"/>
-                <w:szCs w:val="18"/>
-              </w:rPr>
-              <w:t xml:space="preserve">VERIFICATION: 3/10 + 5/10 + 2/10 = 10/10 = 1 ✓</w:t>
-            </w:r>
-          </w:p>
-          <w:p>
-            <w:pPr>
-              <w:spacing w:after="40" w:before="0"/>
-              <w:jc w:val="left"/>
-            </w:pPr>
-            <w:r>
-              <w:rPr>
-                <w:rFonts w:ascii="Arial" w:cs="Arial" w:eastAsia="Arial" w:hAnsi="Arial"/>
-                <w:b w:val="false"/>
-                <w:bCs w:val="false"/>
-                <w:i w:val="false"/>
-                <w:iCs w:val="false"/>
-                <w:color w:val="000000"/>
-                <w:sz w:val="18"/>
-                <w:szCs w:val="18"/>
-              </w:rPr>
-              <w:t xml:space="preserve"/>
-            </w:r>
-          </w:p>
-          <w:p>
-            <w:pPr>
-              <w:spacing w:after="40" w:before="0"/>
-              <w:jc w:val="left"/>
-            </w:pPr>
-            <w:r>
-              <w:rPr>
-                <w:rFonts w:ascii="Arial" w:cs="Arial" w:eastAsia="Arial" w:hAnsi="Arial"/>
-                <w:b w:val="false"/>
-                <w:bCs w:val="false"/>
-                <w:i w:val="false"/>
-                <w:iCs w:val="false"/>
-                <w:color w:val="000000"/>
-                <w:sz w:val="18"/>
-                <w:szCs w:val="18"/>
-              </w:rPr>
-              <w:t xml:space="preserve">What Kamau can do with this: There is a 20% chance a seat earns nothing across both stops — that is 1 in 5 seats losing money on that section of the route. If his matatu has 14 seats, he can estimate roughly 14 × 0.2 ≈ 3 seats may be empty across both stops, helping him decide whether to adjust departure timing or add a stop closer to a market or school.</w:t>
+                <w:i/>
+                <w:iCs/>
+                <w:color w:val="808080"/>
+                <w:sz w:val="18"/>
+                <w:szCs w:val="18"/>
+              </w:rPr>
+              <w:t xml:space="preserve">Write your answer here:</w:t>
             </w:r>
           </w:p>
         </w:tc>
@@ -1724,14 +840,12 @@
         <w:tblLayout w:type="fixed"/>
       </w:tblPr>
       <w:tblGrid>
-        <w:gridCol w:w="3000"/>
-        <w:gridCol w:w="10680"/>
+        <w:gridCol w:w="13680"/>
       </w:tblGrid>
       <w:tr>
         <w:tc>
           <w:tcPr>
             <w:tcW w:type="dxa" w:w="13680"/>
-            <w:gridSpan w:val="2"/>
             <w:shd w:fill="1F3864" w:color="auto" w:val="clear"/>
             <w:tcMar>
               <w:top w:type="dxa" w:w="60"/>
@@ -1757,15 +871,15 @@
                 <w:sz w:val="22"/>
                 <w:szCs w:val="22"/>
               </w:rPr>
-              <w:t xml:space="preserve">Section 4 — Beyond the Matatu: Probability for Smarter, Fairer, and Safer Kenyan Decisions</w:t>
-            </w:r>
-          </w:p>
-        </w:tc>
-      </w:tr>
-      <w:tr>
-        <w:tc>
-          <w:tcPr>
-            <w:tcW w:type="dxa" w:w="3000"/>
+              <w:t xml:space="preserve">Section 4: Independent events, the Multiplication Law and a tree diagram</w:t>
+            </w:r>
+          </w:p>
+        </w:tc>
+      </w:tr>
+      <w:tr>
+        <w:tc>
+          <w:tcPr>
+            <w:tcW w:type="dxa" w:w="13680"/>
             <w:shd w:fill="D9EEF1" w:color="auto" w:val="clear"/>
             <w:tcMar>
               <w:top w:type="dxa" w:w="60"/>
@@ -1791,13 +905,18 @@
                 <w:sz w:val="18"/>
                 <w:szCs w:val="18"/>
               </w:rPr>
-              <w:t xml:space="preserve">The driving question asks about Kenyans facing uncertain everyday outcomes — not just Kamau. Choose TWO different real-life Kenyan situations (other than the matatu) where probability can support better decision-making. For each situation: name the context and who benefits, identify at least one event and write its probability (estimated or calculated), state whether events involved are mutually exclusive, independent, or neither — and justify your answer, and explain how knowing this probability leads to a smarter, fairer, OR safer decision. Then write a closing paragraph that directly and fully answers the driving question in your own words.</w:t>
-            </w:r>
-          </w:p>
-        </w:tc>
-        <w:tc>
-          <w:tcPr>
-            <w:tcW w:type="dxa" w:w="10680"/>
+              <w:t xml:space="preserve">Kamau runs a morning and an afternoon trip. Use P(Full) = 0.4 for each trip, and assume the two trips are independent. (a) What does it mean for the two trips to be independent? (b) Draw or describe a two-stage tree diagram with all four end outcomes and write the probability of each. (c) Find P(full on both trips) and P(full on exactly one trip). (d) Show how you can check that your tree diagram probabilities are correct.</w:t>
+            </w:r>
+          </w:p>
+        </w:tc>
+      </w:tr>
+      <w:tr>
+        <w:trPr>
+          <w:trHeight w:val="4200" w:hRule="atLeast"/>
+        </w:trPr>
+        <w:tc>
+          <w:tcPr>
+            <w:tcW w:type="dxa" w:w="13680"/>
             <w:shd w:fill="FFFFFF" w:color="auto" w:val="clear"/>
             <w:tcMar>
               <w:top w:type="dxa" w:w="60"/>
@@ -1817,317 +936,143 @@
                 <w:rFonts w:ascii="Arial" w:cs="Arial" w:eastAsia="Arial" w:hAnsi="Arial"/>
                 <w:b w:val="false"/>
                 <w:bCs w:val="false"/>
-                <w:i w:val="false"/>
-                <w:iCs w:val="false"/>
-                <w:color w:val="000000"/>
-                <w:sz w:val="18"/>
-                <w:szCs w:val="18"/>
-              </w:rPr>
-              <w:t xml:space="preserve">SITUATION 1 — A maize farmer in Eldoret planning for crop disease.</w:t>
-            </w:r>
-          </w:p>
-          <w:p>
-            <w:pPr>
-              <w:spacing w:after="40" w:before="0"/>
-              <w:jc w:val="left"/>
-            </w:pPr>
-            <w:r>
-              <w:rPr>
-                <w:rFonts w:ascii="Arial" w:cs="Arial" w:eastAsia="Arial" w:hAnsi="Arial"/>
-                <w:b w:val="false"/>
-                <w:bCs w:val="false"/>
-                <w:i w:val="false"/>
-                <w:iCs w:val="false"/>
-                <w:color w:val="000000"/>
-                <w:sz w:val="18"/>
-                <w:szCs w:val="18"/>
-              </w:rPr>
-              <w:t xml:space="preserve">A farmer in Uasin Gishu County knows from county agricultural records that in any given season, the probability that her maize crop is affected by fall armyworm is 0.35, and the probability it is affected by drought stress is 0.25. She wants to know the probability that at least one of these affects her crop.</w:t>
-            </w:r>
-          </w:p>
-          <w:p>
-            <w:pPr>
-              <w:spacing w:after="40" w:before="0"/>
-              <w:jc w:val="left"/>
-            </w:pPr>
-            <w:r>
-              <w:rPr>
-                <w:rFonts w:ascii="Arial" w:cs="Arial" w:eastAsia="Arial" w:hAnsi="Arial"/>
-                <w:b w:val="false"/>
-                <w:bCs w:val="false"/>
-                <w:i w:val="false"/>
-                <w:iCs w:val="false"/>
-                <w:color w:val="000000"/>
-                <w:sz w:val="18"/>
-                <w:szCs w:val="18"/>
-              </w:rPr>
-              <w:t xml:space="preserve"/>
-            </w:r>
-          </w:p>
-          <w:p>
-            <w:pPr>
-              <w:spacing w:after="40" w:before="0"/>
-              <w:jc w:val="left"/>
-            </w:pPr>
-            <w:r>
-              <w:rPr>
-                <w:rFonts w:ascii="Arial" w:cs="Arial" w:eastAsia="Arial" w:hAnsi="Arial"/>
-                <w:b w:val="false"/>
-                <w:bCs w:val="false"/>
-                <w:i w:val="false"/>
-                <w:iCs w:val="false"/>
-                <w:color w:val="000000"/>
-                <w:sz w:val="18"/>
-                <w:szCs w:val="18"/>
-              </w:rPr>
-              <w:t xml:space="preserve">Are these events mutually exclusive? No — her maize can suffer from both armyworm AND drought in the same season, so P(armyworm AND drought) ≠ 0. Using the General Addition Law: P(armyworm or drought) = P(armyworm) + P(drought) − P(both) = 0.35 + 0.25 − (0.35 × 0.25) = 0.60 − 0.0875 = 0.5125 ≈ 51%.</w:t>
-            </w:r>
-          </w:p>
-          <w:p>
-            <w:pPr>
-              <w:spacing w:after="40" w:before="0"/>
-              <w:jc w:val="left"/>
-            </w:pPr>
-            <w:r>
-              <w:rPr>
-                <w:rFonts w:ascii="Arial" w:cs="Arial" w:eastAsia="Arial" w:hAnsi="Arial"/>
-                <w:b w:val="false"/>
-                <w:bCs w:val="false"/>
-                <w:i w:val="false"/>
-                <w:iCs w:val="false"/>
-                <w:color w:val="000000"/>
-                <w:sz w:val="18"/>
-                <w:szCs w:val="18"/>
-              </w:rPr>
-              <w:t xml:space="preserve"/>
-            </w:r>
-          </w:p>
-          <w:p>
-            <w:pPr>
-              <w:spacing w:after="40" w:before="0"/>
-              <w:jc w:val="left"/>
-            </w:pPr>
-            <w:r>
-              <w:rPr>
-                <w:rFonts w:ascii="Arial" w:cs="Arial" w:eastAsia="Arial" w:hAnsi="Arial"/>
-                <w:b w:val="false"/>
-                <w:bCs w:val="false"/>
-                <w:i w:val="false"/>
-                <w:iCs w:val="false"/>
-                <w:color w:val="000000"/>
-                <w:sz w:val="18"/>
-                <w:szCs w:val="18"/>
-              </w:rPr>
-              <w:t xml:space="preserve">Decision benefit: There is roughly a 51% chance the farmer faces at least one major threat each season. This means she should budget for pesticide or irrigation in more than half of her seasons — a fairer, evidence-based plan rather than guessing. It also helps the county government prioritise which farmers receive subsidised inputs.</w:t>
-            </w:r>
-          </w:p>
-          <w:p>
-            <w:pPr>
-              <w:spacing w:after="40" w:before="0"/>
-              <w:jc w:val="left"/>
-            </w:pPr>
-            <w:r>
-              <w:rPr>
-                <w:rFonts w:ascii="Arial" w:cs="Arial" w:eastAsia="Arial" w:hAnsi="Arial"/>
-                <w:b w:val="false"/>
-                <w:bCs w:val="false"/>
-                <w:i w:val="false"/>
-                <w:iCs w:val="false"/>
-                <w:color w:val="000000"/>
-                <w:sz w:val="18"/>
-                <w:szCs w:val="18"/>
-              </w:rPr>
-              <w:t xml:space="preserve"/>
-            </w:r>
-          </w:p>
-          <w:p>
-            <w:pPr>
-              <w:spacing w:after="40" w:before="0"/>
-              <w:jc w:val="left"/>
-            </w:pPr>
-            <w:r>
-              <w:rPr>
-                <w:rFonts w:ascii="Arial" w:cs="Arial" w:eastAsia="Arial" w:hAnsi="Arial"/>
-                <w:b w:val="false"/>
-                <w:bCs w:val="false"/>
-                <w:i w:val="false"/>
-                <w:iCs w:val="false"/>
-                <w:color w:val="000000"/>
-                <w:sz w:val="18"/>
-                <w:szCs w:val="18"/>
-              </w:rPr>
-              <w:t xml:space="preserve">SITUATION 2 — A health worker in Kisumu tracking malaria risk.</w:t>
-            </w:r>
-          </w:p>
-          <w:p>
-            <w:pPr>
-              <w:spacing w:after="40" w:before="0"/>
-              <w:jc w:val="left"/>
-            </w:pPr>
-            <w:r>
-              <w:rPr>
-                <w:rFonts w:ascii="Arial" w:cs="Arial" w:eastAsia="Arial" w:hAnsi="Arial"/>
-                <w:b w:val="false"/>
-                <w:bCs w:val="false"/>
-                <w:i w:val="false"/>
-                <w:iCs w:val="false"/>
-                <w:color w:val="000000"/>
-                <w:sz w:val="18"/>
-                <w:szCs w:val="18"/>
-              </w:rPr>
-              <w:t xml:space="preserve">A community health worker knows that the probability a child under 5 in a lakeshore village near Lake Victoria tests positive for malaria in a given month is 0.18. She tests two children from different households (independent events).</w:t>
-            </w:r>
-          </w:p>
-          <w:p>
-            <w:pPr>
-              <w:spacing w:after="40" w:before="0"/>
-              <w:jc w:val="left"/>
-            </w:pPr>
-            <w:r>
-              <w:rPr>
-                <w:rFonts w:ascii="Arial" w:cs="Arial" w:eastAsia="Arial" w:hAnsi="Arial"/>
-                <w:b w:val="false"/>
-                <w:bCs w:val="false"/>
-                <w:i w:val="false"/>
-                <w:iCs w:val="false"/>
-                <w:color w:val="000000"/>
-                <w:sz w:val="18"/>
-                <w:szCs w:val="18"/>
-              </w:rPr>
-              <w:t xml:space="preserve"/>
-            </w:r>
-          </w:p>
-          <w:p>
-            <w:pPr>
-              <w:spacing w:after="40" w:before="0"/>
-              <w:jc w:val="left"/>
-            </w:pPr>
-            <w:r>
-              <w:rPr>
-                <w:rFonts w:ascii="Arial" w:cs="Arial" w:eastAsia="Arial" w:hAnsi="Arial"/>
-                <w:b w:val="false"/>
-                <w:bCs w:val="false"/>
-                <w:i w:val="false"/>
-                <w:iCs w:val="false"/>
-                <w:color w:val="000000"/>
-                <w:sz w:val="18"/>
-                <w:szCs w:val="18"/>
-              </w:rPr>
-              <w:t xml:space="preserve">P(both children test positive) = 0.18 × 0.18 = 0.0324 ≈ 3.2%.</w:t>
-            </w:r>
-          </w:p>
-          <w:p>
-            <w:pPr>
-              <w:spacing w:after="40" w:before="0"/>
-              <w:jc w:val="left"/>
-            </w:pPr>
-            <w:r>
-              <w:rPr>
-                <w:rFonts w:ascii="Arial" w:cs="Arial" w:eastAsia="Arial" w:hAnsi="Arial"/>
-                <w:b w:val="false"/>
-                <w:bCs w:val="false"/>
-                <w:i w:val="false"/>
-                <w:iCs w:val="false"/>
-                <w:color w:val="000000"/>
-                <w:sz w:val="18"/>
-                <w:szCs w:val="18"/>
-              </w:rPr>
-              <w:t xml:space="preserve">P(at least one tests positive) = 1 − P(neither tests positive) = 1 − (0.82 × 0.82) = 1 − 0.6724 = 0.3276 ≈ 33%.</w:t>
-            </w:r>
-          </w:p>
-          <w:p>
-            <w:pPr>
-              <w:spacing w:after="40" w:before="0"/>
-              <w:jc w:val="left"/>
-            </w:pPr>
-            <w:r>
-              <w:rPr>
-                <w:rFonts w:ascii="Arial" w:cs="Arial" w:eastAsia="Arial" w:hAnsi="Arial"/>
-                <w:b w:val="false"/>
-                <w:bCs w:val="false"/>
-                <w:i w:val="false"/>
-                <w:iCs w:val="false"/>
-                <w:color w:val="000000"/>
-                <w:sz w:val="18"/>
-                <w:szCs w:val="18"/>
-              </w:rPr>
-              <w:t xml:space="preserve"/>
-            </w:r>
-          </w:p>
-          <w:p>
-            <w:pPr>
-              <w:spacing w:after="40" w:before="0"/>
-              <w:jc w:val="left"/>
-            </w:pPr>
-            <w:r>
-              <w:rPr>
-                <w:rFonts w:ascii="Arial" w:cs="Arial" w:eastAsia="Arial" w:hAnsi="Arial"/>
-                <w:b w:val="false"/>
-                <w:bCs w:val="false"/>
-                <w:i w:val="false"/>
-                <w:iCs w:val="false"/>
-                <w:color w:val="000000"/>
-                <w:sz w:val="18"/>
-                <w:szCs w:val="18"/>
-              </w:rPr>
-              <w:t xml:space="preserve">Decision benefit: A 33% chance that at least one of two randomly selected children tests positive is high enough to justify keeping rapid test kits and treatment at the village clinic at all times — a potentially life-saving, evidence-based resource allocation decision.</w:t>
-            </w:r>
-          </w:p>
-          <w:p>
-            <w:pPr>
-              <w:spacing w:after="40" w:before="0"/>
-              <w:jc w:val="left"/>
-            </w:pPr>
-            <w:r>
-              <w:rPr>
-                <w:rFonts w:ascii="Arial" w:cs="Arial" w:eastAsia="Arial" w:hAnsi="Arial"/>
-                <w:b w:val="false"/>
-                <w:bCs w:val="false"/>
-                <w:i w:val="false"/>
-                <w:iCs w:val="false"/>
-                <w:color w:val="000000"/>
-                <w:sz w:val="18"/>
-                <w:szCs w:val="18"/>
-              </w:rPr>
-              <w:t xml:space="preserve"/>
-            </w:r>
-          </w:p>
-          <w:p>
-            <w:pPr>
-              <w:spacing w:after="40" w:before="0"/>
-              <w:jc w:val="left"/>
-            </w:pPr>
-            <w:r>
-              <w:rPr>
-                <w:rFonts w:ascii="Arial" w:cs="Arial" w:eastAsia="Arial" w:hAnsi="Arial"/>
-                <w:b w:val="false"/>
-                <w:bCs w:val="false"/>
-                <w:i w:val="false"/>
-                <w:iCs w:val="false"/>
-                <w:color w:val="000000"/>
-                <w:sz w:val="18"/>
-                <w:szCs w:val="18"/>
-              </w:rPr>
-              <w:t xml:space="preserve">CLOSING PARAGRAPH — ANSWERING THE DRIVING QUESTION:</w:t>
-            </w:r>
-          </w:p>
-          <w:p>
-            <w:pPr>
-              <w:spacing w:after="40" w:before="0"/>
-              <w:jc w:val="left"/>
-            </w:pPr>
-            <w:r>
-              <w:rPr>
-                <w:rFonts w:ascii="Arial" w:cs="Arial" w:eastAsia="Arial" w:hAnsi="Arial"/>
-                <w:b w:val="false"/>
-                <w:bCs w:val="false"/>
-                <w:i w:val="false"/>
-                <w:iCs w:val="false"/>
-                <w:color w:val="000000"/>
-                <w:sz w:val="18"/>
-                <w:szCs w:val="18"/>
-              </w:rPr>
-              <w:t xml:space="preserve">Kamau cannot predict with certainty whether tomorrow's matatu will be full, and the Eldoret farmer cannot guarantee her maize will survive, and the Kisumu health worker cannot know in advance which child will fall ill. But uncertainty does not mean helplessness. By collecting data and calculating experimental probability, listing sample spaces, applying the laws of probability for mutually exclusive and independent events, and building tree diagrams to model sequences of uncertain outcomes, all of these Kenyans can replace guesswork with mathematical reasoning. Probability does not remove uncertainty — it gives us a rigorous, honest way to measure it, communicate it, and act wisely in spite of it. That is how mathematics makes everyday Kenyan decisions smarter, fairer, and safer.</w:t>
+                <w:i/>
+                <w:iCs/>
+                <w:color w:val="808080"/>
+                <w:sz w:val="18"/>
+                <w:szCs w:val="18"/>
+              </w:rPr>
+              <w:t xml:space="preserve">Write your answer here:</w:t>
+            </w:r>
+          </w:p>
+        </w:tc>
+      </w:tr>
+    </w:tbl>
+    <w:p>
+      <w:pPr>
+        <w:spacing w:after="120"/>
+      </w:pPr>
+      <w:r>
+        <w:t xml:space="preserve"/>
+      </w:r>
+    </w:p>
+    <w:tbl>
+      <w:tblPr>
+        <w:tblW w:type="dxa" w:w="13680"/>
+        <w:tblBorders>
+          <w:top w:val="single" w:color="AAAAAA" w:sz="4"/>
+          <w:left w:val="single" w:color="AAAAAA" w:sz="4"/>
+          <w:bottom w:val="single" w:color="AAAAAA" w:sz="4"/>
+          <w:right w:val="single" w:color="AAAAAA" w:sz="4"/>
+          <w:insideH w:val="single" w:color="auto" w:sz="4"/>
+          <w:insideV w:val="single" w:color="auto" w:sz="4"/>
+        </w:tblBorders>
+        <w:tblLayout w:type="fixed"/>
+      </w:tblPr>
+      <w:tblGrid>
+        <w:gridCol w:w="13680"/>
+      </w:tblGrid>
+      <w:tr>
+        <w:tc>
+          <w:tcPr>
+            <w:tcW w:type="dxa" w:w="13680"/>
+            <w:shd w:fill="1F3864" w:color="auto" w:val="clear"/>
+            <w:tcMar>
+              <w:top w:type="dxa" w:w="60"/>
+              <w:left w:type="dxa" w:w="120"/>
+              <w:bottom w:type="dxa" w:w="60"/>
+              <w:right w:type="dxa" w:w="120"/>
+            </w:tcMar>
+            <w:vAlign w:val="top"/>
+          </w:tcPr>
+          <w:p>
+            <w:pPr>
+              <w:spacing w:after="40" w:before="0"/>
+              <w:jc w:val="center"/>
+            </w:pPr>
+            <w:r>
+              <w:rPr>
+                <w:rFonts w:ascii="Arial" w:cs="Arial" w:eastAsia="Arial" w:hAnsi="Arial"/>
+                <w:b/>
+                <w:bCs/>
+                <w:i w:val="false"/>
+                <w:iCs w:val="false"/>
+                <w:color w:val="FFFFFF"/>
+                <w:sz w:val="22"/>
+                <w:szCs w:val="22"/>
+              </w:rPr>
+              <w:t xml:space="preserve">Section 5: Advising Kamau – the Probability Report</w:t>
+            </w:r>
+          </w:p>
+        </w:tc>
+      </w:tr>
+      <w:tr>
+        <w:tc>
+          <w:tcPr>
+            <w:tcW w:type="dxa" w:w="13680"/>
+            <w:shd w:fill="D9EEF1" w:color="auto" w:val="clear"/>
+            <w:tcMar>
+              <w:top w:type="dxa" w:w="60"/>
+              <w:left w:type="dxa" w:w="120"/>
+              <w:bottom w:type="dxa" w:w="60"/>
+              <w:right w:type="dxa" w:w="120"/>
+            </w:tcMar>
+            <w:vAlign w:val="top"/>
+          </w:tcPr>
+          <w:p>
+            <w:pPr>
+              <w:spacing w:after="40" w:before="0"/>
+              <w:jc w:val="left"/>
+            </w:pPr>
+            <w:r>
+              <w:rPr>
+                <w:rFonts w:ascii="Arial" w:cs="Arial" w:eastAsia="Arial" w:hAnsi="Arial"/>
+                <w:b/>
+                <w:bCs/>
+                <w:i w:val="false"/>
+                <w:iCs w:val="false"/>
+                <w:color w:val="000000"/>
+                <w:sz w:val="18"/>
+                <w:szCs w:val="18"/>
+              </w:rPr>
+              <w:t xml:space="preserve">Kamau's employer asks for advice. (a) Write a short Probability Report (4 to 6 sentences) saying what Kamau should expect about full buses, how he should plan, and what he cannot know. Use numbers from his notebook. (b) Suppose each of the 14 seats was filled independently with probability 10/14. The probability that all 14 seats are filled would then be about 0.009, but Kamau's data gave 0.4. What does this mismatch tell you about the independence assumption and about the model? (c) Finish this sentence in your own words: 'Probability helps Kenyans make smarter, fairer and safer decisions because…' Give one example from the unit, such as a fair game or a road-safety decision.</w:t>
+            </w:r>
+          </w:p>
+        </w:tc>
+      </w:tr>
+      <w:tr>
+        <w:trPr>
+          <w:trHeight w:val="4200" w:hRule="atLeast"/>
+        </w:trPr>
+        <w:tc>
+          <w:tcPr>
+            <w:tcW w:type="dxa" w:w="13680"/>
+            <w:shd w:fill="FFFFFF" w:color="auto" w:val="clear"/>
+            <w:tcMar>
+              <w:top w:type="dxa" w:w="60"/>
+              <w:left w:type="dxa" w:w="120"/>
+              <w:bottom w:type="dxa" w:w="60"/>
+              <w:right w:type="dxa" w:w="120"/>
+            </w:tcMar>
+            <w:vAlign w:val="top"/>
+          </w:tcPr>
+          <w:p>
+            <w:pPr>
+              <w:spacing w:after="40" w:before="0"/>
+              <w:jc w:val="left"/>
+            </w:pPr>
+            <w:r>
+              <w:rPr>
+                <w:rFonts w:ascii="Arial" w:cs="Arial" w:eastAsia="Arial" w:hAnsi="Arial"/>
+                <w:b w:val="false"/>
+                <w:bCs w:val="false"/>
+                <w:i/>
+                <w:iCs/>
+                <w:color w:val="808080"/>
+                <w:sz w:val="18"/>
+                <w:szCs w:val="18"/>
+              </w:rPr>
+              <w:t xml:space="preserve">Write your answer here:</w:t>
             </w:r>
           </w:p>
         </w:tc>
@@ -2354,7 +1299,7 @@
                 <w:sz w:val="18"/>
                 <w:szCs w:val="18"/>
               </w:rPr>
-              <w:t xml:space="preserve">Understanding of Probability Concepts</w:t>
+              <w:t xml:space="preserve">Experimental probability and use of data</w:t>
             </w:r>
           </w:p>
         </w:tc>
@@ -2386,7 +1331,7 @@
                 <w:sz w:val="18"/>
                 <w:szCs w:val="18"/>
               </w:rPr>
-              <w:t xml:space="preserve">Accurately defines and applies experimental probability, theoretical probability, mutually exclusive events, independent events, and sample space. Uses correct mathematical notation (e.g. P(A∪B), P(A∩B)) throughout. Explanations show deep conceptual understanding — student can articulate what probability does and does not tell us.</w:t>
+              <w:t xml:space="preserve">Correctly counts 8 full trips from the tally, gets 8/20 = 0.4, and clearly links more trials to a more reliable estimate.</w:t>
             </w:r>
           </w:p>
         </w:tc>
@@ -2418,7 +1363,7 @@
                 <w:sz w:val="18"/>
                 <w:szCs w:val="18"/>
               </w:rPr>
-              <w:t xml:space="preserve">Correctly defines and applies most key concepts with minor errors in notation or explanation. Understands the difference between experimental and theoretical probability. May have small gaps but the core understanding is clear.</w:t>
+              <w:t xml:space="preserve">Gets 0.4 correctly but gives only a brief explanation of why more trials matter.</w:t>
             </w:r>
           </w:p>
         </w:tc>
@@ -2450,7 +1395,7 @@
                 <w:sz w:val="18"/>
                 <w:szCs w:val="18"/>
               </w:rPr>
-              <w:t xml:space="preserve">Shows partial understanding of one or two concepts (e.g. can calculate experimental probability but confuses mutually exclusive with independent events). Definitions are incomplete or contain errors. Mathematical notation is missing or incorrect.</w:t>
+              <w:t xml:space="preserve">Miscounts the data or does not use the relative-frequency definition.</w:t>
             </w:r>
           </w:p>
         </w:tc>
@@ -2484,7 +1429,7 @@
                 <w:sz w:val="18"/>
                 <w:szCs w:val="18"/>
               </w:rPr>
-              <w:t xml:space="preserve">Mathematical Accuracy and Working</w:t>
+              <w:t xml:space="preserve">Sample space, probability scale and the Addition Law</w:t>
             </w:r>
           </w:p>
         </w:tc>
@@ -2516,7 +1461,7 @@
                 <w:sz w:val="18"/>
                 <w:szCs w:val="18"/>
               </w:rPr>
-              <w:t xml:space="preserve">All calculations are correct and fully shown step by step. Fractions, decimals, and percentages are used accurately and interchangeably where appropriate. Verification steps (e.g. checking all probabilities sum to 1) are included. Tree diagram is complete and correctly labelled with all branches and products shown.</w:t>
+              <w:t xml:space="preserve">Lists {TT, TE, ET, EE} correctly, explains why 0 ≤ P ≤ 1, and correctly applies the Addition Law with a justification of mutual exclusivity.</w:t>
             </w:r>
           </w:p>
         </w:tc>
@@ -2548,7 +1493,7 @@
                 <w:sz w:val="18"/>
                 <w:szCs w:val="18"/>
               </w:rPr>
-              <w:t xml:space="preserve">Most calculations are correct with working shown. Minor arithmetic errors do not undermine the overall solution. Tree diagram is present and mostly correct. At least one verification step is attempted.</w:t>
+              <w:t xml:space="preserve">Gets the sample space and the answer of 1/2 but gives a weak justification for the scale or mutual exclusivity.</w:t>
             </w:r>
           </w:p>
         </w:tc>
@@ -2580,7 +1525,7 @@
                 <w:sz w:val="18"/>
                 <w:szCs w:val="18"/>
               </w:rPr>
-              <w:t xml:space="preserve">Calculations contain significant errors or working is missing, making it impossible to follow the student's reasoning. Tree diagram is incomplete, missing labels, or contains incorrect probabilities. Results are not verified.</w:t>
+              <w:t xml:space="preserve">Omits outcomes, gives a probability outside 0 to 1, or adds probabilities without checking the events.</w:t>
             </w:r>
           </w:p>
         </w:tc>
@@ -2614,7 +1559,7 @@
                 <w:sz w:val="18"/>
                 <w:szCs w:val="18"/>
               </w:rPr>
-              <w:t xml:space="preserve">Use of Kenyan Real-Life Contexts</w:t>
+              <w:t xml:space="preserve">Independent events, Multiplication Law and tree diagram</w:t>
             </w:r>
           </w:p>
         </w:tc>
@@ -2646,7 +1591,7 @@
                 <w:sz w:val="18"/>
                 <w:szCs w:val="18"/>
               </w:rPr>
-              <w:t xml:space="preserve">Kamau's matatu data is used accurately and meaningfully throughout Section 1–3. Two additional Kenyan contexts in Section 4 are specific, realistic, and well-chosen (e.g. named counties, crops, health settings). The connection between the mathematics and the real decision is clearly explained — the student shows who benefits and how.</w:t>
+              <w:t xml:space="preserve">Defines independence accurately, completes all four branches with correct products (0.16, 0.24, 0.24, 0.36), finds 0.16 and 0.48, and uses the sum-to-1 check.</w:t>
             </w:r>
           </w:p>
         </w:tc>
@@ -2678,7 +1623,7 @@
                 <w:sz w:val="18"/>
                 <w:szCs w:val="18"/>
               </w:rPr>
-              <w:t xml:space="preserve">Kamau's data is used correctly. At least one additional Kenyan context is clearly described and connected to probability. The link between the mathematics and the decision is stated but may lack detail about who benefits or how the decision improves.</w:t>
+              <w:t xml:space="preserve">Gets most branch probabilities and the main answers right but misses the check or explains independence loosely.</w:t>
             </w:r>
           </w:p>
         </w:tc>
@@ -2710,7 +1655,7 @@
                 <w:sz w:val="18"/>
                 <w:szCs w:val="18"/>
               </w:rPr>
-              <w:t xml:space="preserve">Kamau's data is used incorrectly or ignored. Additional contexts are vague, non-Kenyan, or not connected to probability calculations. The real-world decision-making link is absent or unclear.</w:t>
+              <w:t xml:space="preserve">Adds instead of multiplies along branches, or leaves out outcomes.</w:t>
             </w:r>
           </w:p>
         </w:tc>
@@ -2744,7 +1689,7 @@
                 <w:sz w:val="18"/>
                 <w:szCs w:val="18"/>
               </w:rPr>
-              <w:t xml:space="preserve">Communication and Mathematical Language</w:t>
+              <w:t xml:space="preserve">Reasoning, model critique and communication</w:t>
             </w:r>
           </w:p>
         </w:tc>
@@ -2776,7 +1721,7 @@
                 <w:sz w:val="18"/>
                 <w:szCs w:val="18"/>
               </w:rPr>
-              <w:t xml:space="preserve">All required vocabulary (outcome, sample space, experimental probability, mutually exclusive, independent, Addition Law, Multiplication Law) is used correctly and consistently. Writing is well-organised with clear section structure. The closing paragraph directly, fully, and confidently answers the driving question in the student's own words.</w:t>
+              <w:t xml:space="preserve">Writes a clear report with numbers, explains why the independent-seats model fails, and links probability to fair or safe decisions in Kenyan contexts.</w:t>
             </w:r>
           </w:p>
         </w:tc>
@@ -2808,7 +1753,7 @@
                 <w:sz w:val="18"/>
                 <w:szCs w:val="18"/>
               </w:rPr>
-              <w:t xml:space="preserve">Most required vocabulary is used correctly. The response is mostly well-organised with a clear attempt to answer the driving question in the closing paragraph. Minor lapses in language precision do not obscure meaning.</w:t>
+              <w:t xml:space="preserve">Gives usable advice with numbers but only a partial explanation of the model mismatch.</w:t>
             </w:r>
           </w:p>
         </w:tc>
@@ -2840,137 +1785,7 @@
                 <w:sz w:val="18"/>
                 <w:szCs w:val="18"/>
               </w:rPr>
-              <w:t xml:space="preserve">Key vocabulary is missing, misused, or used without explanation. The response lacks clear organisation. The closing paragraph is absent, too brief, or does not address the driving question.</w:t>
-            </w:r>
-          </w:p>
-        </w:tc>
-      </w:tr>
-      <w:tr>
-        <w:tc>
-          <w:tcPr>
-            <w:tcW w:type="dxa" w:w="3000"/>
-            <w:shd w:fill="D5E8F0" w:color="auto" w:val="clear"/>
-            <w:tcMar>
-              <w:top w:type="dxa" w:w="60"/>
-              <w:left w:type="dxa" w:w="120"/>
-              <w:bottom w:type="dxa" w:w="60"/>
-              <w:right w:type="dxa" w:w="120"/>
-            </w:tcMar>
-            <w:vAlign w:val="top"/>
-          </w:tcPr>
-          <w:p>
-            <w:pPr>
-              <w:spacing w:after="40" w:before="0"/>
-              <w:jc w:val="left"/>
-            </w:pPr>
-            <w:r>
-              <w:rPr>
-                <w:rFonts w:ascii="Arial" w:cs="Arial" w:eastAsia="Arial" w:hAnsi="Arial"/>
-                <w:b w:val="false"/>
-                <w:bCs w:val="false"/>
-                <w:i w:val="false"/>
-                <w:iCs w:val="false"/>
-                <w:color w:val="000000"/>
-                <w:sz w:val="18"/>
-                <w:szCs w:val="18"/>
-              </w:rPr>
-              <w:t xml:space="preserve">Connections Across the Unit (Synthesis)</w:t>
-            </w:r>
-          </w:p>
-        </w:tc>
-        <w:tc>
-          <w:tcPr>
-            <w:tcW w:type="dxa" w:w="3560"/>
-            <w:shd w:fill="FFFFFF" w:color="auto" w:val="clear"/>
-            <w:tcMar>
-              <w:top w:type="dxa" w:w="60"/>
-              <w:left w:type="dxa" w:w="120"/>
-              <w:bottom w:type="dxa" w:w="60"/>
-              <w:right w:type="dxa" w:w="120"/>
-            </w:tcMar>
-            <w:vAlign w:val="top"/>
-          </w:tcPr>
-          <w:p>
-            <w:pPr>
-              <w:spacing w:after="40" w:before="0"/>
-              <w:jc w:val="left"/>
-            </w:pPr>
-            <w:r>
-              <w:rPr>
-                <w:rFonts w:ascii="Arial" w:cs="Arial" w:eastAsia="Arial" w:hAnsi="Arial"/>
-                <w:b w:val="false"/>
-                <w:bCs w:val="false"/>
-                <w:i w:val="false"/>
-                <w:iCs w:val="false"/>
-                <w:color w:val="000000"/>
-                <w:sz w:val="18"/>
-                <w:szCs w:val="18"/>
-              </w:rPr>
-              <w:t xml:space="preserve">The student explicitly connects at least four of the following unit concepts and shows how they build on each other: experimental probability → theoretical probability → sample space → mutually exclusive events → independent events → tree diagrams → Addition and Multiplication Laws. The response reads as a unified, cumulative argument, not a list of separate topics.</w:t>
-            </w:r>
-          </w:p>
-        </w:tc>
-        <w:tc>
-          <w:tcPr>
-            <w:tcW w:type="dxa" w:w="3560"/>
-            <w:shd w:fill="F2F2F2" w:color="auto" w:val="clear"/>
-            <w:tcMar>
-              <w:top w:type="dxa" w:w="60"/>
-              <w:left w:type="dxa" w:w="120"/>
-              <w:bottom w:type="dxa" w:w="60"/>
-              <w:right w:type="dxa" w:w="120"/>
-            </w:tcMar>
-            <w:vAlign w:val="top"/>
-          </w:tcPr>
-          <w:p>
-            <w:pPr>
-              <w:spacing w:after="40" w:before="0"/>
-              <w:jc w:val="left"/>
-            </w:pPr>
-            <w:r>
-              <w:rPr>
-                <w:rFonts w:ascii="Arial" w:cs="Arial" w:eastAsia="Arial" w:hAnsi="Arial"/>
-                <w:b w:val="false"/>
-                <w:bCs w:val="false"/>
-                <w:i w:val="false"/>
-                <w:iCs w:val="false"/>
-                <w:color w:val="000000"/>
-                <w:sz w:val="18"/>
-                <w:szCs w:val="18"/>
-              </w:rPr>
-              <w:t xml:space="preserve">The student connects at least three unit concepts and shows some understanding of how they relate. The response has a logical flow but may treat some topics in isolation rather than showing how they build toward answering the driving question.</w:t>
-            </w:r>
-          </w:p>
-        </w:tc>
-        <w:tc>
-          <w:tcPr>
-            <w:tcW w:type="dxa" w:w="3560"/>
-            <w:shd w:fill="FFFFFF" w:color="auto" w:val="clear"/>
-            <w:tcMar>
-              <w:top w:type="dxa" w:w="60"/>
-              <w:left w:type="dxa" w:w="120"/>
-              <w:bottom w:type="dxa" w:w="60"/>
-              <w:right w:type="dxa" w:w="120"/>
-            </w:tcMar>
-            <w:vAlign w:val="top"/>
-          </w:tcPr>
-          <w:p>
-            <w:pPr>
-              <w:spacing w:after="40" w:before="0"/>
-              <w:jc w:val="left"/>
-            </w:pPr>
-            <w:r>
-              <w:rPr>
-                <w:rFonts w:ascii="Arial" w:cs="Arial" w:eastAsia="Arial" w:hAnsi="Arial"/>
-                <w:b w:val="false"/>
-                <w:bCs w:val="false"/>
-                <w:i w:val="false"/>
-                <w:iCs w:val="false"/>
-                <w:color w:val="000000"/>
-                <w:sz w:val="18"/>
-                <w:szCs w:val="18"/>
-              </w:rPr>
-              <w:t xml:space="preserve">The student addresses concepts separately without connecting them. The response reads as a list of definitions or calculations with no overall argument. Fewer than three unit concepts are addressed.</w:t>
+              <w:t xml:space="preserve">Gives vague advice with no numbers or no link to the data.</w:t>
             </w:r>
           </w:p>
         </w:tc>
@@ -3094,7 +1909,7 @@
         </w:rPr>
         <w:t xml:space="preserve">© 2026 SeaVuria and ARES. This work is licensed under a </w:t>
       </w:r>
-      <w:hyperlink w:history="1" r:id="rIdjvysbhlmufhkc0nytlpci">
+      <w:hyperlink w:history="1" r:id="rIdwuovdsfdxsguh1bkfdyy7">
         <w:r>
           <w:rPr>
             <w:rFonts w:ascii="Arial" w:cs="Arial" w:eastAsia="Arial" w:hAnsi="Arial"/>
@@ -3114,7 +1929,7 @@
         </w:rPr>
         <w:t xml:space="preserve"> (</w:t>
       </w:r>
-      <w:hyperlink w:history="1" r:id="rIdywaazgmi8sjye92idw0xj">
+      <w:hyperlink w:history="1" r:id="rIdfvfflgapokli0bjnjsafz">
         <w:r>
           <w:rPr>
             <w:rFonts w:ascii="Arial" w:cs="Arial" w:eastAsia="Arial" w:hAnsi="Arial"/>
@@ -3134,7 +1949,7 @@
         </w:rPr>
         <w:t xml:space="preserve">). To view a copy of this license, visit </w:t>
       </w:r>
-      <w:hyperlink w:history="1" r:id="rId8cjfnlnosy0hnqrpbg7s2">
+      <w:hyperlink w:history="1" r:id="rIdtltjxzxkdilimbswtltqz">
         <w:r>
           <w:rPr>
             <w:rFonts w:ascii="Arial" w:cs="Arial" w:eastAsia="Arial" w:hAnsi="Arial"/>

--- a/data/outputs/v2/Core_Mathematics/SS3.2_Probability_I/Core_Mathematics_Probability_I_FinalExplanation.docx
+++ b/data/outputs/v2/Core_Mathematics/SS3.2_Probability_I/Core_Mathematics_Probability_I_FinalExplanation.docx
@@ -1909,7 +1909,7 @@
         </w:rPr>
         <w:t xml:space="preserve">© 2026 SeaVuria and ARES. This work is licensed under a </w:t>
       </w:r>
-      <w:hyperlink w:history="1" r:id="rIdwuovdsfdxsguh1bkfdyy7">
+      <w:hyperlink w:history="1" r:id="rIdclgpaeiufpq8k407iojkv">
         <w:r>
           <w:rPr>
             <w:rFonts w:ascii="Arial" w:cs="Arial" w:eastAsia="Arial" w:hAnsi="Arial"/>
@@ -1929,7 +1929,7 @@
         </w:rPr>
         <w:t xml:space="preserve"> (</w:t>
       </w:r>
-      <w:hyperlink w:history="1" r:id="rIdfvfflgapokli0bjnjsafz">
+      <w:hyperlink w:history="1" r:id="rIdd7cswwcllazxqrsb6guvz">
         <w:r>
           <w:rPr>
             <w:rFonts w:ascii="Arial" w:cs="Arial" w:eastAsia="Arial" w:hAnsi="Arial"/>
@@ -1949,7 +1949,7 @@
         </w:rPr>
         <w:t xml:space="preserve">). To view a copy of this license, visit </w:t>
       </w:r>
-      <w:hyperlink w:history="1" r:id="rIdtltjxzxkdilimbswtltqz">
+      <w:hyperlink w:history="1" r:id="rId5eqflsuewjtnke5zhlray">
         <w:r>
           <w:rPr>
             <w:rFonts w:ascii="Arial" w:cs="Arial" w:eastAsia="Arial" w:hAnsi="Arial"/>

--- a/data/outputs/v2/Core_Mathematics/SS3.2_Probability_I/Core_Mathematics_Probability_I_FinalExplanation.docx
+++ b/data/outputs/v2/Core_Mathematics/SS3.2_Probability_I/Core_Mathematics_Probability_I_FinalExplanation.docx
@@ -1909,7 +1909,7 @@
         </w:rPr>
         <w:t xml:space="preserve">© 2026 SeaVuria and ARES. This work is licensed under a </w:t>
       </w:r>
-      <w:hyperlink w:history="1" r:id="rIdclgpaeiufpq8k407iojkv">
+      <w:hyperlink w:history="1" r:id="rIddiqhgakng9bjnsujvnh0j">
         <w:r>
           <w:rPr>
             <w:rFonts w:ascii="Arial" w:cs="Arial" w:eastAsia="Arial" w:hAnsi="Arial"/>
@@ -1929,7 +1929,7 @@
         </w:rPr>
         <w:t xml:space="preserve"> (</w:t>
       </w:r>
-      <w:hyperlink w:history="1" r:id="rIdd7cswwcllazxqrsb6guvz">
+      <w:hyperlink w:history="1" r:id="rIdpusp2y0u7oyfnbcvcmsf_">
         <w:r>
           <w:rPr>
             <w:rFonts w:ascii="Arial" w:cs="Arial" w:eastAsia="Arial" w:hAnsi="Arial"/>
@@ -1949,7 +1949,7 @@
         </w:rPr>
         <w:t xml:space="preserve">). To view a copy of this license, visit </w:t>
       </w:r>
-      <w:hyperlink w:history="1" r:id="rId5eqflsuewjtnke5zhlray">
+      <w:hyperlink w:history="1" r:id="rIdrq8y05ykxghlhdwyxsooa">
         <w:r>
           <w:rPr>
             <w:rFonts w:ascii="Arial" w:cs="Arial" w:eastAsia="Arial" w:hAnsi="Arial"/>

--- a/data/outputs/v2/Core_Mathematics/SS3.2_Probability_I/Core_Mathematics_Probability_I_FinalExplanation.docx
+++ b/data/outputs/v2/Core_Mathematics/SS3.2_Probability_I/Core_Mathematics_Probability_I_FinalExplanation.docx
@@ -1909,7 +1909,7 @@
         </w:rPr>
         <w:t xml:space="preserve">© 2026 SeaVuria and ARES. This work is licensed under a </w:t>
       </w:r>
-      <w:hyperlink w:history="1" r:id="rIddiqhgakng9bjnsujvnh0j">
+      <w:hyperlink w:history="1" r:id="rId1hlaxxjwlo2ejmjkl3ayz">
         <w:r>
           <w:rPr>
             <w:rFonts w:ascii="Arial" w:cs="Arial" w:eastAsia="Arial" w:hAnsi="Arial"/>
@@ -1929,7 +1929,7 @@
         </w:rPr>
         <w:t xml:space="preserve"> (</w:t>
       </w:r>
-      <w:hyperlink w:history="1" r:id="rIdpusp2y0u7oyfnbcvcmsf_">
+      <w:hyperlink w:history="1" r:id="rIdkr72hgk0fefubjfffaln9">
         <w:r>
           <w:rPr>
             <w:rFonts w:ascii="Arial" w:cs="Arial" w:eastAsia="Arial" w:hAnsi="Arial"/>
@@ -1949,7 +1949,7 @@
         </w:rPr>
         <w:t xml:space="preserve">). To view a copy of this license, visit </w:t>
       </w:r>
-      <w:hyperlink w:history="1" r:id="rIdrq8y05ykxghlhdwyxsooa">
+      <w:hyperlink w:history="1" r:id="rId9c8f31hbx8ies9gqtogeo">
         <w:r>
           <w:rPr>
             <w:rFonts w:ascii="Arial" w:cs="Arial" w:eastAsia="Arial" w:hAnsi="Arial"/>

--- a/data/outputs/v2/Core_Mathematics/SS3.2_Probability_I/Core_Mathematics_Probability_I_FinalExplanation.docx
+++ b/data/outputs/v2/Core_Mathematics/SS3.2_Probability_I/Core_Mathematics_Probability_I_FinalExplanation.docx
@@ -1909,7 +1909,7 @@
         </w:rPr>
         <w:t xml:space="preserve">© 2026 SeaVuria and ARES. This work is licensed under a </w:t>
       </w:r>
-      <w:hyperlink w:history="1" r:id="rId1hlaxxjwlo2ejmjkl3ayz">
+      <w:hyperlink w:history="1" r:id="rIdfggptbzfcvdsrehprukft">
         <w:r>
           <w:rPr>
             <w:rFonts w:ascii="Arial" w:cs="Arial" w:eastAsia="Arial" w:hAnsi="Arial"/>
@@ -1929,7 +1929,7 @@
         </w:rPr>
         <w:t xml:space="preserve"> (</w:t>
       </w:r>
-      <w:hyperlink w:history="1" r:id="rIdkr72hgk0fefubjfffaln9">
+      <w:hyperlink w:history="1" r:id="rIdzlurtmlqq3zeushmcveg6">
         <w:r>
           <w:rPr>
             <w:rFonts w:ascii="Arial" w:cs="Arial" w:eastAsia="Arial" w:hAnsi="Arial"/>
@@ -1949,7 +1949,7 @@
         </w:rPr>
         <w:t xml:space="preserve">). To view a copy of this license, visit </w:t>
       </w:r>
-      <w:hyperlink w:history="1" r:id="rId9c8f31hbx8ies9gqtogeo">
+      <w:hyperlink w:history="1" r:id="rIdkoophuugofrnqveolyjuf">
         <w:r>
           <w:rPr>
             <w:rFonts w:ascii="Arial" w:cs="Arial" w:eastAsia="Arial" w:hAnsi="Arial"/>

--- a/data/outputs/v2/Core_Mathematics/SS3.2_Probability_I/Core_Mathematics_Probability_I_FinalExplanation.docx
+++ b/data/outputs/v2/Core_Mathematics/SS3.2_Probability_I/Core_Mathematics_Probability_I_FinalExplanation.docx
@@ -4,6 +4,7 @@
   <w:body>
     <w:p>
       <w:pPr>
+        <w:keepNext w:val="false"/>
         <w:spacing w:after="30" w:before="0"/>
         <w:jc w:val="center"/>
       </w:pPr>
@@ -23,6 +24,7 @@
     </w:p>
     <w:p>
       <w:pPr>
+        <w:keepNext w:val="false"/>
         <w:spacing w:after="60" w:before="0"/>
         <w:jc w:val="center"/>
       </w:pPr>
@@ -81,6 +83,7 @@
           </w:tcPr>
           <w:p>
             <w:pPr>
+              <w:keepNext w:val="false"/>
               <w:spacing w:after="40" w:before="0"/>
               <w:jc w:val="center"/>
             </w:pPr>
@@ -116,6 +119,7 @@
           </w:tcPr>
           <w:p>
             <w:pPr>
+              <w:keepNext w:val="false"/>
               <w:spacing w:after="40" w:before="0"/>
               <w:jc w:val="center"/>
             </w:pPr>
@@ -150,6 +154,7 @@
           </w:tcPr>
           <w:p>
             <w:pPr>
+              <w:keepNext w:val="false"/>
               <w:spacing w:after="40" w:before="0"/>
               <w:jc w:val="left"/>
             </w:pPr>
@@ -182,6 +187,7 @@
           </w:tcPr>
           <w:p>
             <w:pPr>
+              <w:keepNext w:val="false"/>
               <w:spacing w:after="40" w:before="0"/>
               <w:jc w:val="left"/>
             </w:pPr>
@@ -216,6 +222,7 @@
           </w:tcPr>
           <w:p>
             <w:pPr>
+              <w:keepNext w:val="false"/>
               <w:spacing w:after="40" w:before="0"/>
               <w:jc w:val="left"/>
             </w:pPr>
@@ -248,6 +255,7 @@
           </w:tcPr>
           <w:p>
             <w:pPr>
+              <w:keepNext w:val="false"/>
               <w:spacing w:after="40" w:before="0"/>
               <w:jc w:val="left"/>
             </w:pPr>
@@ -282,6 +290,7 @@
           </w:tcPr>
           <w:p>
             <w:pPr>
+              <w:keepNext w:val="false"/>
               <w:spacing w:after="40" w:before="0"/>
               <w:jc w:val="left"/>
             </w:pPr>
@@ -314,6 +323,7 @@
           </w:tcPr>
           <w:p>
             <w:pPr>
+              <w:keepNext w:val="false"/>
               <w:spacing w:after="40" w:before="0"/>
               <w:jc w:val="left"/>
             </w:pPr>
@@ -374,6 +384,7 @@
           </w:tcPr>
           <w:p>
             <w:pPr>
+              <w:keepNext w:val="false"/>
               <w:spacing w:after="40" w:before="0"/>
               <w:jc w:val="center"/>
             </w:pPr>
@@ -408,6 +419,7 @@
           </w:tcPr>
           <w:p>
             <w:pPr>
+              <w:keepNext w:val="false"/>
               <w:spacing w:after="40" w:before="0"/>
               <w:jc w:val="left"/>
             </w:pPr>
@@ -467,6 +479,7 @@
           </w:tcPr>
           <w:p>
             <w:pPr>
+              <w:keepNext/>
               <w:spacing w:after="40" w:before="0"/>
               <w:jc w:val="center"/>
             </w:pPr>
@@ -501,6 +514,7 @@
           </w:tcPr>
           <w:p>
             <w:pPr>
+              <w:keepNext/>
               <w:spacing w:after="40" w:before="0"/>
               <w:jc w:val="left"/>
             </w:pPr>
@@ -538,6 +552,7 @@
           </w:tcPr>
           <w:p>
             <w:pPr>
+              <w:keepNext w:val="false"/>
               <w:spacing w:after="40" w:before="0"/>
               <w:jc w:val="left"/>
             </w:pPr>
@@ -597,6 +612,7 @@
           </w:tcPr>
           <w:p>
             <w:pPr>
+              <w:keepNext/>
               <w:spacing w:after="40" w:before="0"/>
               <w:jc w:val="center"/>
             </w:pPr>
@@ -631,6 +647,7 @@
           </w:tcPr>
           <w:p>
             <w:pPr>
+              <w:keepNext/>
               <w:spacing w:after="40" w:before="0"/>
               <w:jc w:val="left"/>
             </w:pPr>
@@ -668,6 +685,7 @@
           </w:tcPr>
           <w:p>
             <w:pPr>
+              <w:keepNext w:val="false"/>
               <w:spacing w:after="40" w:before="0"/>
               <w:jc w:val="left"/>
             </w:pPr>
@@ -727,6 +745,7 @@
           </w:tcPr>
           <w:p>
             <w:pPr>
+              <w:keepNext/>
               <w:spacing w:after="40" w:before="0"/>
               <w:jc w:val="center"/>
             </w:pPr>
@@ -761,6 +780,7 @@
           </w:tcPr>
           <w:p>
             <w:pPr>
+              <w:keepNext/>
               <w:spacing w:after="40" w:before="0"/>
               <w:jc w:val="left"/>
             </w:pPr>
@@ -798,6 +818,7 @@
           </w:tcPr>
           <w:p>
             <w:pPr>
+              <w:keepNext w:val="false"/>
               <w:spacing w:after="40" w:before="0"/>
               <w:jc w:val="left"/>
             </w:pPr>
@@ -857,6 +878,7 @@
           </w:tcPr>
           <w:p>
             <w:pPr>
+              <w:keepNext/>
               <w:spacing w:after="40" w:before="0"/>
               <w:jc w:val="center"/>
             </w:pPr>
@@ -891,6 +913,7 @@
           </w:tcPr>
           <w:p>
             <w:pPr>
+              <w:keepNext/>
               <w:spacing w:after="40" w:before="0"/>
               <w:jc w:val="left"/>
             </w:pPr>
@@ -928,6 +951,7 @@
           </w:tcPr>
           <w:p>
             <w:pPr>
+              <w:keepNext w:val="false"/>
               <w:spacing w:after="40" w:before="0"/>
               <w:jc w:val="left"/>
             </w:pPr>
@@ -987,6 +1011,7 @@
           </w:tcPr>
           <w:p>
             <w:pPr>
+              <w:keepNext/>
               <w:spacing w:after="40" w:before="0"/>
               <w:jc w:val="center"/>
             </w:pPr>
@@ -1021,6 +1046,7 @@
           </w:tcPr>
           <w:p>
             <w:pPr>
+              <w:keepNext/>
               <w:spacing w:after="40" w:before="0"/>
               <w:jc w:val="left"/>
             </w:pPr>
@@ -1058,6 +1084,7 @@
           </w:tcPr>
           <w:p>
             <w:pPr>
+              <w:keepNext w:val="false"/>
               <w:spacing w:after="40" w:before="0"/>
               <w:jc w:val="left"/>
             </w:pPr>
@@ -1121,6 +1148,7 @@
           </w:tcPr>
           <w:p>
             <w:pPr>
+              <w:keepNext w:val="false"/>
               <w:spacing w:after="40" w:before="0"/>
               <w:jc w:val="center"/>
             </w:pPr>
@@ -1155,6 +1183,7 @@
           </w:tcPr>
           <w:p>
             <w:pPr>
+              <w:keepNext w:val="false"/>
               <w:spacing w:after="40" w:before="0"/>
               <w:jc w:val="left"/>
             </w:pPr>
@@ -1187,6 +1216,7 @@
           </w:tcPr>
           <w:p>
             <w:pPr>
+              <w:keepNext w:val="false"/>
               <w:spacing w:after="40" w:before="0"/>
               <w:jc w:val="left"/>
             </w:pPr>
@@ -1219,6 +1249,7 @@
           </w:tcPr>
           <w:p>
             <w:pPr>
+              <w:keepNext w:val="false"/>
               <w:spacing w:after="40" w:before="0"/>
               <w:jc w:val="left"/>
             </w:pPr>
@@ -1251,6 +1282,7 @@
           </w:tcPr>
           <w:p>
             <w:pPr>
+              <w:keepNext w:val="false"/>
               <w:spacing w:after="40" w:before="0"/>
               <w:jc w:val="left"/>
             </w:pPr>
@@ -1285,6 +1317,7 @@
           </w:tcPr>
           <w:p>
             <w:pPr>
+              <w:keepNext w:val="false"/>
               <w:spacing w:after="40" w:before="0"/>
               <w:jc w:val="left"/>
             </w:pPr>
@@ -1317,6 +1350,7 @@
           </w:tcPr>
           <w:p>
             <w:pPr>
+              <w:keepNext w:val="false"/>
               <w:spacing w:after="40" w:before="0"/>
               <w:jc w:val="left"/>
             </w:pPr>
@@ -1349,6 +1383,7 @@
           </w:tcPr>
           <w:p>
             <w:pPr>
+              <w:keepNext w:val="false"/>
               <w:spacing w:after="40" w:before="0"/>
               <w:jc w:val="left"/>
             </w:pPr>
@@ -1381,6 +1416,7 @@
           </w:tcPr>
           <w:p>
             <w:pPr>
+              <w:keepNext w:val="false"/>
               <w:spacing w:after="40" w:before="0"/>
               <w:jc w:val="left"/>
             </w:pPr>
@@ -1415,6 +1451,7 @@
           </w:tcPr>
           <w:p>
             <w:pPr>
+              <w:keepNext w:val="false"/>
               <w:spacing w:after="40" w:before="0"/>
               <w:jc w:val="left"/>
             </w:pPr>
@@ -1447,6 +1484,7 @@
           </w:tcPr>
           <w:p>
             <w:pPr>
+              <w:keepNext w:val="false"/>
               <w:spacing w:after="40" w:before="0"/>
               <w:jc w:val="left"/>
             </w:pPr>
@@ -1479,6 +1517,7 @@
           </w:tcPr>
           <w:p>
             <w:pPr>
+              <w:keepNext w:val="false"/>
               <w:spacing w:after="40" w:before="0"/>
               <w:jc w:val="left"/>
             </w:pPr>
@@ -1511,6 +1550,7 @@
           </w:tcPr>
           <w:p>
             <w:pPr>
+              <w:keepNext w:val="false"/>
               <w:spacing w:after="40" w:before="0"/>
               <w:jc w:val="left"/>
             </w:pPr>
@@ -1545,6 +1585,7 @@
           </w:tcPr>
           <w:p>
             <w:pPr>
+              <w:keepNext w:val="false"/>
               <w:spacing w:after="40" w:before="0"/>
               <w:jc w:val="left"/>
             </w:pPr>
@@ -1577,6 +1618,7 @@
           </w:tcPr>
           <w:p>
             <w:pPr>
+              <w:keepNext w:val="false"/>
               <w:spacing w:after="40" w:before="0"/>
               <w:jc w:val="left"/>
             </w:pPr>
@@ -1609,6 +1651,7 @@
           </w:tcPr>
           <w:p>
             <w:pPr>
+              <w:keepNext w:val="false"/>
               <w:spacing w:after="40" w:before="0"/>
               <w:jc w:val="left"/>
             </w:pPr>
@@ -1641,6 +1684,7 @@
           </w:tcPr>
           <w:p>
             <w:pPr>
+              <w:keepNext w:val="false"/>
               <w:spacing w:after="40" w:before="0"/>
               <w:jc w:val="left"/>
             </w:pPr>
@@ -1675,6 +1719,7 @@
           </w:tcPr>
           <w:p>
             <w:pPr>
+              <w:keepNext w:val="false"/>
               <w:spacing w:after="40" w:before="0"/>
               <w:jc w:val="left"/>
             </w:pPr>
@@ -1707,6 +1752,7 @@
           </w:tcPr>
           <w:p>
             <w:pPr>
+              <w:keepNext w:val="false"/>
               <w:spacing w:after="40" w:before="0"/>
               <w:jc w:val="left"/>
             </w:pPr>
@@ -1739,6 +1785,7 @@
           </w:tcPr>
           <w:p>
             <w:pPr>
+              <w:keepNext w:val="false"/>
               <w:spacing w:after="40" w:before="0"/>
               <w:jc w:val="left"/>
             </w:pPr>
@@ -1771,6 +1818,7 @@
           </w:tcPr>
           <w:p>
             <w:pPr>
+              <w:keepNext w:val="false"/>
               <w:spacing w:after="40" w:before="0"/>
               <w:jc w:val="left"/>
             </w:pPr>
@@ -1909,7 +1957,7 @@
         </w:rPr>
         <w:t xml:space="preserve">© 2026 SeaVuria and ARES. This work is licensed under a </w:t>
       </w:r>
-      <w:hyperlink w:history="1" r:id="rIdfggptbzfcvdsrehprukft">
+      <w:hyperlink w:history="1" r:id="rIdbj4afhwohnfegkkxmltne">
         <w:r>
           <w:rPr>
             <w:rFonts w:ascii="Arial" w:cs="Arial" w:eastAsia="Arial" w:hAnsi="Arial"/>
@@ -1929,7 +1977,7 @@
         </w:rPr>
         <w:t xml:space="preserve"> (</w:t>
       </w:r>
-      <w:hyperlink w:history="1" r:id="rIdzlurtmlqq3zeushmcveg6">
+      <w:hyperlink w:history="1" r:id="rIdtyxmi4f9luz1ccvxfw4n7">
         <w:r>
           <w:rPr>
             <w:rFonts w:ascii="Arial" w:cs="Arial" w:eastAsia="Arial" w:hAnsi="Arial"/>
@@ -1949,7 +1997,7 @@
         </w:rPr>
         <w:t xml:space="preserve">). To view a copy of this license, visit </w:t>
       </w:r>
-      <w:hyperlink w:history="1" r:id="rIdkoophuugofrnqveolyjuf">
+      <w:hyperlink w:history="1" r:id="rIdbyb5_quqjzyq5hocnqiqr">
         <w:r>
           <w:rPr>
             <w:rFonts w:ascii="Arial" w:cs="Arial" w:eastAsia="Arial" w:hAnsi="Arial"/>

--- a/data/outputs/v2/Core_Mathematics/SS3.2_Probability_I/Core_Mathematics_Probability_I_FinalExplanation.docx
+++ b/data/outputs/v2/Core_Mathematics/SS3.2_Probability_I/Core_Mathematics_Probability_I_FinalExplanation.docx
@@ -1957,7 +1957,7 @@
         </w:rPr>
         <w:t xml:space="preserve">© 2026 SeaVuria and ARES. This work is licensed under a </w:t>
       </w:r>
-      <w:hyperlink w:history="1" r:id="rIdbj4afhwohnfegkkxmltne">
+      <w:hyperlink w:history="1" r:id="rIdduktsxqb2fjymeghypwc9">
         <w:r>
           <w:rPr>
             <w:rFonts w:ascii="Arial" w:cs="Arial" w:eastAsia="Arial" w:hAnsi="Arial"/>
@@ -1977,7 +1977,7 @@
         </w:rPr>
         <w:t xml:space="preserve"> (</w:t>
       </w:r>
-      <w:hyperlink w:history="1" r:id="rIdtyxmi4f9luz1ccvxfw4n7">
+      <w:hyperlink w:history="1" r:id="rId1f0u9vkzdq3ifnk6dmvcq">
         <w:r>
           <w:rPr>
             <w:rFonts w:ascii="Arial" w:cs="Arial" w:eastAsia="Arial" w:hAnsi="Arial"/>
@@ -1997,7 +1997,7 @@
         </w:rPr>
         <w:t xml:space="preserve">). To view a copy of this license, visit </w:t>
       </w:r>
-      <w:hyperlink w:history="1" r:id="rIdbyb5_quqjzyq5hocnqiqr">
+      <w:hyperlink w:history="1" r:id="rIdtaot1w-c9si8iv96en9jm">
         <w:r>
           <w:rPr>
             <w:rFonts w:ascii="Arial" w:cs="Arial" w:eastAsia="Arial" w:hAnsi="Arial"/>
